--- a/download/PM-Control-Tower-Documentation-Suite.docx
+++ b/download/PM-Control-Tower-Documentation-Suite.docx
@@ -203,6 +203,7 @@
         <w:sectPr>
           <w:pgSz w:w="11906" w:h="16838" w:orient="portrait"/>
           <w:pgMar w:top="0" w:right="0" w:bottom="0" w:left="0" w:header="708" w:footer="708" w:gutter="0"/>
+          <w:pgNumType/>
           <w:docGrid w:linePitch="360"/>
         </w:sectPr>
       </w:pPr>
@@ -303,2193 +304,9 @@
         <w:p>
           <w:r>
             <w:fldChar w:fldCharType="begin" w:dirty="true"/>
-          </w:r>
-          <w:r>
             <w:instrText xml:space="preserve">TOC \h \o "1-2"</w:instrText>
-          </w:r>
-          <w:r>
             <w:fldChar w:fldCharType="separate"/>
           </w:r>
-        </w:p>
-        <w:p>
-          <w:pPr>
-            <w:pStyle w:val="9"/>
-            <w:tabs>
-              <w:tab w:val="right" w:leader="dot" w:pos="9026"/>
-            </w:tabs>
-            <w:spacing w:before="120" w:after="60"/>
-          </w:pPr>
-          <w:hyperlink w:anchor="_Toc100000" w:history="1">
-            <w:r>
-              <w:rPr>
-                <w:rStyle w:val="Hyperlink"/>
-              </w:rPr>
-              <w:t>1. Product Blueprint</w:t>
-            </w:r>
-            <w:r>
-              <w:tab/>
-            </w:r>
-            <w:r>
-              <w:fldChar w:fldCharType="begin"/>
-            </w:r>
-            <w:r>
-              <w:instrText xml:space="preserve"> PAGEREF _Toc100000 \h </w:instrText>
-            </w:r>
-            <w:r>
-              <w:fldChar w:fldCharType="separate"/>
-            </w:r>
-            <w:r>
-              <w:t>2</w:t>
-            </w:r>
-            <w:r>
-              <w:fldChar w:fldCharType="end"/>
-            </w:r>
-          </w:hyperlink>
-        </w:p>
-        <w:p>
-          <w:pPr>
-            <w:pStyle w:val="11"/>
-            <w:ind w:left="360"/>
-            <w:tabs>
-              <w:tab w:val="right" w:leader="dot" w:pos="9026"/>
-            </w:tabs>
-            <w:spacing w:before="120" w:after="60"/>
-          </w:pPr>
-          <w:hyperlink w:anchor="_Toc100001" w:history="1">
-            <w:r>
-              <w:rPr>
-                <w:rStyle w:val="Hyperlink"/>
-              </w:rPr>
-              <w:t>1.1 Vision</w:t>
-            </w:r>
-            <w:r>
-              <w:tab/>
-            </w:r>
-            <w:r>
-              <w:fldChar w:fldCharType="begin"/>
-            </w:r>
-            <w:r>
-              <w:instrText xml:space="preserve"> PAGEREF _Toc100001 \h </w:instrText>
-            </w:r>
-            <w:r>
-              <w:fldChar w:fldCharType="separate"/>
-            </w:r>
-            <w:r>
-              <w:t>2</w:t>
-            </w:r>
-            <w:r>
-              <w:fldChar w:fldCharType="end"/>
-            </w:r>
-          </w:hyperlink>
-        </w:p>
-        <w:p>
-          <w:pPr>
-            <w:pStyle w:val="11"/>
-            <w:ind w:left="360"/>
-            <w:tabs>
-              <w:tab w:val="right" w:leader="dot" w:pos="9026"/>
-            </w:tabs>
-            <w:spacing w:before="120" w:after="60"/>
-          </w:pPr>
-          <w:hyperlink w:anchor="_Toc100002" w:history="1">
-            <w:r>
-              <w:rPr>
-                <w:rStyle w:val="Hyperlink"/>
-              </w:rPr>
-              <w:t>1.2 Core Value Areas</w:t>
-            </w:r>
-            <w:r>
-              <w:tab/>
-            </w:r>
-            <w:r>
-              <w:fldChar w:fldCharType="begin"/>
-            </w:r>
-            <w:r>
-              <w:instrText xml:space="preserve"> PAGEREF _Toc100002 \h </w:instrText>
-            </w:r>
-            <w:r>
-              <w:fldChar w:fldCharType="separate"/>
-            </w:r>
-            <w:r>
-              <w:t>2</w:t>
-            </w:r>
-            <w:r>
-              <w:fldChar w:fldCharType="end"/>
-            </w:r>
-          </w:hyperlink>
-        </w:p>
-        <w:p>
-          <w:pPr>
-            <w:pStyle w:val="11"/>
-            <w:ind w:left="360"/>
-            <w:tabs>
-              <w:tab w:val="right" w:leader="dot" w:pos="9026"/>
-            </w:tabs>
-            <w:spacing w:before="120" w:after="60"/>
-          </w:pPr>
-          <w:hyperlink w:anchor="_Toc100003" w:history="1">
-            <w:r>
-              <w:rPr>
-                <w:rStyle w:val="Hyperlink"/>
-              </w:rPr>
-              <w:t>1.3 Product Structure</w:t>
-            </w:r>
-            <w:r>
-              <w:tab/>
-            </w:r>
-            <w:r>
-              <w:fldChar w:fldCharType="begin"/>
-            </w:r>
-            <w:r>
-              <w:instrText xml:space="preserve"> PAGEREF _Toc100003 \h </w:instrText>
-            </w:r>
-            <w:r>
-              <w:fldChar w:fldCharType="separate"/>
-            </w:r>
-            <w:r>
-              <w:t>3</w:t>
-            </w:r>
-            <w:r>
-              <w:fldChar w:fldCharType="end"/>
-            </w:r>
-          </w:hyperlink>
-        </w:p>
-        <w:p>
-          <w:pPr>
-            <w:pStyle w:val="11"/>
-            <w:ind w:left="360"/>
-            <w:tabs>
-              <w:tab w:val="right" w:leader="dot" w:pos="9026"/>
-            </w:tabs>
-            <w:spacing w:before="120" w:after="60"/>
-          </w:pPr>
-          <w:hyperlink w:anchor="_Toc100004" w:history="1">
-            <w:r>
-              <w:rPr>
-                <w:rStyle w:val="Hyperlink"/>
-              </w:rPr>
-              <w:t>1.4 Delivery Status Classification</w:t>
-            </w:r>
-            <w:r>
-              <w:tab/>
-            </w:r>
-            <w:r>
-              <w:fldChar w:fldCharType="begin"/>
-            </w:r>
-            <w:r>
-              <w:instrText xml:space="preserve"> PAGEREF _Toc100004 \h </w:instrText>
-            </w:r>
-            <w:r>
-              <w:fldChar w:fldCharType="separate"/>
-            </w:r>
-            <w:r>
-              <w:t>3</w:t>
-            </w:r>
-            <w:r>
-              <w:fldChar w:fldCharType="end"/>
-            </w:r>
-          </w:hyperlink>
-        </w:p>
-        <w:p>
-          <w:pPr>
-            <w:pStyle w:val="9"/>
-            <w:tabs>
-              <w:tab w:val="right" w:leader="dot" w:pos="9026"/>
-            </w:tabs>
-            <w:spacing w:before="120" w:after="60"/>
-          </w:pPr>
-          <w:hyperlink w:anchor="_Toc100005" w:history="1">
-            <w:r>
-              <w:rPr>
-                <w:rStyle w:val="Hyperlink"/>
-              </w:rPr>
-              <w:t>2. Technical Architecture</w:t>
-            </w:r>
-            <w:r>
-              <w:tab/>
-            </w:r>
-            <w:r>
-              <w:fldChar w:fldCharType="begin"/>
-            </w:r>
-            <w:r>
-              <w:instrText xml:space="preserve"> PAGEREF _Toc100005 \h </w:instrText>
-            </w:r>
-            <w:r>
-              <w:fldChar w:fldCharType="separate"/>
-            </w:r>
-            <w:r>
-              <w:t>4</w:t>
-            </w:r>
-            <w:r>
-              <w:fldChar w:fldCharType="end"/>
-            </w:r>
-          </w:hyperlink>
-        </w:p>
-        <w:p>
-          <w:pPr>
-            <w:pStyle w:val="11"/>
-            <w:ind w:left="360"/>
-            <w:tabs>
-              <w:tab w:val="right" w:leader="dot" w:pos="9026"/>
-            </w:tabs>
-            <w:spacing w:before="120" w:after="60"/>
-          </w:pPr>
-          <w:hyperlink w:anchor="_Toc100006" w:history="1">
-            <w:r>
-              <w:rPr>
-                <w:rStyle w:val="Hyperlink"/>
-              </w:rPr>
-              <w:t>2.1 Overview</w:t>
-            </w:r>
-            <w:r>
-              <w:tab/>
-            </w:r>
-            <w:r>
-              <w:fldChar w:fldCharType="begin"/>
-            </w:r>
-            <w:r>
-              <w:instrText xml:space="preserve"> PAGEREF _Toc100006 \h </w:instrText>
-            </w:r>
-            <w:r>
-              <w:fldChar w:fldCharType="separate"/>
-            </w:r>
-            <w:r>
-              <w:t>4</w:t>
-            </w:r>
-            <w:r>
-              <w:fldChar w:fldCharType="end"/>
-            </w:r>
-          </w:hyperlink>
-        </w:p>
-        <w:p>
-          <w:pPr>
-            <w:pStyle w:val="11"/>
-            <w:ind w:left="360"/>
-            <w:tabs>
-              <w:tab w:val="right" w:leader="dot" w:pos="9026"/>
-            </w:tabs>
-            <w:spacing w:before="120" w:after="60"/>
-          </w:pPr>
-          <w:hyperlink w:anchor="_Toc100007" w:history="1">
-            <w:r>
-              <w:rPr>
-                <w:rStyle w:val="Hyperlink"/>
-              </w:rPr>
-              <w:t>2.2 Domain Engines</w:t>
-            </w:r>
-            <w:r>
-              <w:tab/>
-            </w:r>
-            <w:r>
-              <w:fldChar w:fldCharType="begin"/>
-            </w:r>
-            <w:r>
-              <w:instrText xml:space="preserve"> PAGEREF _Toc100007 \h </w:instrText>
-            </w:r>
-            <w:r>
-              <w:fldChar w:fldCharType="separate"/>
-            </w:r>
-            <w:r>
-              <w:t>4</w:t>
-            </w:r>
-            <w:r>
-              <w:fldChar w:fldCharType="end"/>
-            </w:r>
-          </w:hyperlink>
-        </w:p>
-        <w:p>
-          <w:pPr>
-            <w:pStyle w:val="11"/>
-            <w:ind w:left="360"/>
-            <w:tabs>
-              <w:tab w:val="right" w:leader="dot" w:pos="9026"/>
-            </w:tabs>
-            <w:spacing w:before="120" w:after="60"/>
-          </w:pPr>
-          <w:hyperlink w:anchor="_Toc100008" w:history="1">
-            <w:r>
-              <w:rPr>
-                <w:rStyle w:val="Hyperlink"/>
-              </w:rPr>
-              <w:t>2.3 Request and Event Flow</w:t>
-            </w:r>
-            <w:r>
-              <w:tab/>
-            </w:r>
-            <w:r>
-              <w:fldChar w:fldCharType="begin"/>
-            </w:r>
-            <w:r>
-              <w:instrText xml:space="preserve"> PAGEREF _Toc100008 \h </w:instrText>
-            </w:r>
-            <w:r>
-              <w:fldChar w:fldCharType="separate"/>
-            </w:r>
-            <w:r>
-              <w:t>4</w:t>
-            </w:r>
-            <w:r>
-              <w:fldChar w:fldCharType="end"/>
-            </w:r>
-          </w:hyperlink>
-        </w:p>
-        <w:p>
-          <w:pPr>
-            <w:pStyle w:val="9"/>
-            <w:tabs>
-              <w:tab w:val="right" w:leader="dot" w:pos="9026"/>
-            </w:tabs>
-            <w:spacing w:before="120" w:after="60"/>
-          </w:pPr>
-          <w:hyperlink w:anchor="_Toc100009" w:history="1">
-            <w:r>
-              <w:rPr>
-                <w:rStyle w:val="Hyperlink"/>
-              </w:rPr>
-              <w:t>3. Database Architecture</w:t>
-            </w:r>
-            <w:r>
-              <w:tab/>
-            </w:r>
-            <w:r>
-              <w:fldChar w:fldCharType="begin"/>
-            </w:r>
-            <w:r>
-              <w:instrText xml:space="preserve"> PAGEREF _Toc100009 \h </w:instrText>
-            </w:r>
-            <w:r>
-              <w:fldChar w:fldCharType="separate"/>
-            </w:r>
-            <w:r>
-              <w:t>5</w:t>
-            </w:r>
-            <w:r>
-              <w:fldChar w:fldCharType="end"/>
-            </w:r>
-          </w:hyperlink>
-        </w:p>
-        <w:p>
-          <w:pPr>
-            <w:pStyle w:val="11"/>
-            <w:ind w:left="360"/>
-            <w:tabs>
-              <w:tab w:val="right" w:leader="dot" w:pos="9026"/>
-            </w:tabs>
-            <w:spacing w:before="120" w:after="60"/>
-          </w:pPr>
-          <w:hyperlink w:anchor="_Toc100010" w:history="1">
-            <w:r>
-              <w:rPr>
-                <w:rStyle w:val="Hyperlink"/>
-              </w:rPr>
-              <w:t>3.1 Entity Model</w:t>
-            </w:r>
-            <w:r>
-              <w:tab/>
-            </w:r>
-            <w:r>
-              <w:fldChar w:fldCharType="begin"/>
-            </w:r>
-            <w:r>
-              <w:instrText xml:space="preserve"> PAGEREF _Toc100010 \h </w:instrText>
-            </w:r>
-            <w:r>
-              <w:fldChar w:fldCharType="separate"/>
-            </w:r>
-            <w:r>
-              <w:t>5</w:t>
-            </w:r>
-            <w:r>
-              <w:fldChar w:fldCharType="end"/>
-            </w:r>
-          </w:hyperlink>
-        </w:p>
-        <w:p>
-          <w:pPr>
-            <w:pStyle w:val="11"/>
-            <w:ind w:left="360"/>
-            <w:tabs>
-              <w:tab w:val="right" w:leader="dot" w:pos="9026"/>
-            </w:tabs>
-            <w:spacing w:before="120" w:after="60"/>
-          </w:pPr>
-          <w:hyperlink w:anchor="_Toc100011" w:history="1">
-            <w:r>
-              <w:rPr>
-                <w:rStyle w:val="Hyperlink"/>
-              </w:rPr>
-              <w:t>3.2 SQLite Sandbox and PostgreSQL Production</w:t>
-            </w:r>
-            <w:r>
-              <w:tab/>
-            </w:r>
-            <w:r>
-              <w:fldChar w:fldCharType="begin"/>
-            </w:r>
-            <w:r>
-              <w:instrText xml:space="preserve"> PAGEREF _Toc100011 \h </w:instrText>
-            </w:r>
-            <w:r>
-              <w:fldChar w:fldCharType="separate"/>
-            </w:r>
-            <w:r>
-              <w:t>5</w:t>
-            </w:r>
-            <w:r>
-              <w:fldChar w:fldCharType="end"/>
-            </w:r>
-          </w:hyperlink>
-        </w:p>
-        <w:p>
-          <w:pPr>
-            <w:pStyle w:val="9"/>
-            <w:tabs>
-              <w:tab w:val="right" w:leader="dot" w:pos="9026"/>
-            </w:tabs>
-            <w:spacing w:before="120" w:after="60"/>
-          </w:pPr>
-          <w:hyperlink w:anchor="_Toc100012" w:history="1">
-            <w:r>
-              <w:rPr>
-                <w:rStyle w:val="Hyperlink"/>
-              </w:rPr>
-              <w:t>4. API Specification</w:t>
-            </w:r>
-            <w:r>
-              <w:tab/>
-            </w:r>
-            <w:r>
-              <w:fldChar w:fldCharType="begin"/>
-            </w:r>
-            <w:r>
-              <w:instrText xml:space="preserve"> PAGEREF _Toc100012 \h </w:instrText>
-            </w:r>
-            <w:r>
-              <w:fldChar w:fldCharType="separate"/>
-            </w:r>
-            <w:r>
-              <w:t>6</w:t>
-            </w:r>
-            <w:r>
-              <w:fldChar w:fldCharType="end"/>
-            </w:r>
-          </w:hyperlink>
-        </w:p>
-        <w:p>
-          <w:pPr>
-            <w:pStyle w:val="11"/>
-            <w:ind w:left="360"/>
-            <w:tabs>
-              <w:tab w:val="right" w:leader="dot" w:pos="9026"/>
-            </w:tabs>
-            <w:spacing w:before="120" w:after="60"/>
-          </w:pPr>
-          <w:hyperlink w:anchor="_Toc100013" w:history="1">
-            <w:r>
-              <w:rPr>
-                <w:rStyle w:val="Hyperlink"/>
-              </w:rPr>
-              <w:t>4.1 Conventions</w:t>
-            </w:r>
-            <w:r>
-              <w:tab/>
-            </w:r>
-            <w:r>
-              <w:fldChar w:fldCharType="begin"/>
-            </w:r>
-            <w:r>
-              <w:instrText xml:space="preserve"> PAGEREF _Toc100013 \h </w:instrText>
-            </w:r>
-            <w:r>
-              <w:fldChar w:fldCharType="separate"/>
-            </w:r>
-            <w:r>
-              <w:t>6</w:t>
-            </w:r>
-            <w:r>
-              <w:fldChar w:fldCharType="end"/>
-            </w:r>
-          </w:hyperlink>
-        </w:p>
-        <w:p>
-          <w:pPr>
-            <w:pStyle w:val="11"/>
-            <w:ind w:left="360"/>
-            <w:tabs>
-              <w:tab w:val="right" w:leader="dot" w:pos="9026"/>
-            </w:tabs>
-            <w:spacing w:before="120" w:after="60"/>
-          </w:pPr>
-          <w:hyperlink w:anchor="_Toc100014" w:history="1">
-            <w:r>
-              <w:rPr>
-                <w:rStyle w:val="Hyperlink"/>
-              </w:rPr>
-              <w:t>4.2 Endpoint Map (88 routes)</w:t>
-            </w:r>
-            <w:r>
-              <w:tab/>
-            </w:r>
-            <w:r>
-              <w:fldChar w:fldCharType="begin"/>
-            </w:r>
-            <w:r>
-              <w:instrText xml:space="preserve"> PAGEREF _Toc100014 \h </w:instrText>
-            </w:r>
-            <w:r>
-              <w:fldChar w:fldCharType="separate"/>
-            </w:r>
-            <w:r>
-              <w:t>6</w:t>
-            </w:r>
-            <w:r>
-              <w:fldChar w:fldCharType="end"/>
-            </w:r>
-          </w:hyperlink>
-        </w:p>
-        <w:p>
-          <w:pPr>
-            <w:pStyle w:val="11"/>
-            <w:ind w:left="360"/>
-            <w:tabs>
-              <w:tab w:val="right" w:leader="dot" w:pos="9026"/>
-            </w:tabs>
-            <w:spacing w:before="120" w:after="60"/>
-          </w:pPr>
-          <w:hyperlink w:anchor="_Toc100015" w:history="1">
-            <w:r>
-              <w:rPr>
-                <w:rStyle w:val="Hyperlink"/>
-              </w:rPr>
-              <w:t>4.3 Realtime Events</w:t>
-            </w:r>
-            <w:r>
-              <w:tab/>
-            </w:r>
-            <w:r>
-              <w:fldChar w:fldCharType="begin"/>
-            </w:r>
-            <w:r>
-              <w:instrText xml:space="preserve"> PAGEREF _Toc100015 \h </w:instrText>
-            </w:r>
-            <w:r>
-              <w:fldChar w:fldCharType="separate"/>
-            </w:r>
-            <w:r>
-              <w:t>6</w:t>
-            </w:r>
-            <w:r>
-              <w:fldChar w:fldCharType="end"/>
-            </w:r>
-          </w:hyperlink>
-        </w:p>
-        <w:p>
-          <w:pPr>
-            <w:pStyle w:val="9"/>
-            <w:tabs>
-              <w:tab w:val="right" w:leader="dot" w:pos="9026"/>
-            </w:tabs>
-            <w:spacing w:before="120" w:after="60"/>
-          </w:pPr>
-          <w:hyperlink w:anchor="_Toc100016" w:history="1">
-            <w:r>
-              <w:rPr>
-                <w:rStyle w:val="Hyperlink"/>
-              </w:rPr>
-              <w:t>5. UI Architecture</w:t>
-            </w:r>
-            <w:r>
-              <w:tab/>
-            </w:r>
-            <w:r>
-              <w:fldChar w:fldCharType="begin"/>
-            </w:r>
-            <w:r>
-              <w:instrText xml:space="preserve"> PAGEREF _Toc100016 \h </w:instrText>
-            </w:r>
-            <w:r>
-              <w:fldChar w:fldCharType="separate"/>
-            </w:r>
-            <w:r>
-              <w:t>7</w:t>
-            </w:r>
-            <w:r>
-              <w:fldChar w:fldCharType="end"/>
-            </w:r>
-          </w:hyperlink>
-        </w:p>
-        <w:p>
-          <w:pPr>
-            <w:pStyle w:val="11"/>
-            <w:ind w:left="360"/>
-            <w:tabs>
-              <w:tab w:val="right" w:leader="dot" w:pos="9026"/>
-            </w:tabs>
-            <w:spacing w:before="120" w:after="60"/>
-          </w:pPr>
-          <w:hyperlink w:anchor="_Toc100017" w:history="1">
-            <w:r>
-              <w:rPr>
-                <w:rStyle w:val="Hyperlink"/>
-              </w:rPr>
-              <w:t>5.1 Design System</w:t>
-            </w:r>
-            <w:r>
-              <w:tab/>
-            </w:r>
-            <w:r>
-              <w:fldChar w:fldCharType="begin"/>
-            </w:r>
-            <w:r>
-              <w:instrText xml:space="preserve"> PAGEREF _Toc100017 \h </w:instrText>
-            </w:r>
-            <w:r>
-              <w:fldChar w:fldCharType="separate"/>
-            </w:r>
-            <w:r>
-              <w:t>7</w:t>
-            </w:r>
-            <w:r>
-              <w:fldChar w:fldCharType="end"/>
-            </w:r>
-          </w:hyperlink>
-        </w:p>
-        <w:p>
-          <w:pPr>
-            <w:pStyle w:val="11"/>
-            <w:ind w:left="360"/>
-            <w:tabs>
-              <w:tab w:val="right" w:leader="dot" w:pos="9026"/>
-            </w:tabs>
-            <w:spacing w:before="120" w:after="60"/>
-          </w:pPr>
-          <w:hyperlink w:anchor="_Toc100018" w:history="1">
-            <w:r>
-              <w:rPr>
-                <w:rStyle w:val="Hyperlink"/>
-              </w:rPr>
-              <w:t>5.2 Navigation and Views</w:t>
-            </w:r>
-            <w:r>
-              <w:tab/>
-            </w:r>
-            <w:r>
-              <w:fldChar w:fldCharType="begin"/>
-            </w:r>
-            <w:r>
-              <w:instrText xml:space="preserve"> PAGEREF _Toc100018 \h </w:instrText>
-            </w:r>
-            <w:r>
-              <w:fldChar w:fldCharType="separate"/>
-            </w:r>
-            <w:r>
-              <w:t>7</w:t>
-            </w:r>
-            <w:r>
-              <w:fldChar w:fldCharType="end"/>
-            </w:r>
-          </w:hyperlink>
-        </w:p>
-        <w:p>
-          <w:pPr>
-            <w:pStyle w:val="11"/>
-            <w:ind w:left="360"/>
-            <w:tabs>
-              <w:tab w:val="right" w:leader="dot" w:pos="9026"/>
-            </w:tabs>
-            <w:spacing w:before="120" w:after="60"/>
-          </w:pPr>
-          <w:hyperlink w:anchor="_Toc100019" w:history="1">
-            <w:r>
-              <w:rPr>
-                <w:rStyle w:val="Hyperlink"/>
-              </w:rPr>
-              <w:t>5.3 Behavioral Standards</w:t>
-            </w:r>
-            <w:r>
-              <w:tab/>
-            </w:r>
-            <w:r>
-              <w:fldChar w:fldCharType="begin"/>
-            </w:r>
-            <w:r>
-              <w:instrText xml:space="preserve"> PAGEREF _Toc100019 \h </w:instrText>
-            </w:r>
-            <w:r>
-              <w:fldChar w:fldCharType="separate"/>
-            </w:r>
-            <w:r>
-              <w:t>7</w:t>
-            </w:r>
-            <w:r>
-              <w:fldChar w:fldCharType="end"/>
-            </w:r>
-          </w:hyperlink>
-        </w:p>
-        <w:p>
-          <w:pPr>
-            <w:pStyle w:val="9"/>
-            <w:tabs>
-              <w:tab w:val="right" w:leader="dot" w:pos="9026"/>
-            </w:tabs>
-            <w:spacing w:before="120" w:after="60"/>
-          </w:pPr>
-          <w:hyperlink w:anchor="_Toc100020" w:history="1">
-            <w:r>
-              <w:rPr>
-                <w:rStyle w:val="Hyperlink"/>
-              </w:rPr>
-              <w:t>6. Integration Architecture</w:t>
-            </w:r>
-            <w:r>
-              <w:tab/>
-            </w:r>
-            <w:r>
-              <w:fldChar w:fldCharType="begin"/>
-            </w:r>
-            <w:r>
-              <w:instrText xml:space="preserve"> PAGEREF _Toc100020 \h </w:instrText>
-            </w:r>
-            <w:r>
-              <w:fldChar w:fldCharType="separate"/>
-            </w:r>
-            <w:r>
-              <w:t>8</w:t>
-            </w:r>
-            <w:r>
-              <w:fldChar w:fldCharType="end"/>
-            </w:r>
-          </w:hyperlink>
-        </w:p>
-        <w:p>
-          <w:pPr>
-            <w:pStyle w:val="11"/>
-            <w:ind w:left="360"/>
-            <w:tabs>
-              <w:tab w:val="right" w:leader="dot" w:pos="9026"/>
-            </w:tabs>
-            <w:spacing w:before="120" w:after="60"/>
-          </w:pPr>
-          <w:hyperlink w:anchor="_Toc100021" w:history="1">
-            <w:r>
-              <w:rPr>
-                <w:rStyle w:val="Hyperlink"/>
-              </w:rPr>
-              <w:t>6.1 Connectivity Model</w:t>
-            </w:r>
-            <w:r>
-              <w:tab/>
-            </w:r>
-            <w:r>
-              <w:fldChar w:fldCharType="begin"/>
-            </w:r>
-            <w:r>
-              <w:instrText xml:space="preserve"> PAGEREF _Toc100021 \h </w:instrText>
-            </w:r>
-            <w:r>
-              <w:fldChar w:fldCharType="separate"/>
-            </w:r>
-            <w:r>
-              <w:t>8</w:t>
-            </w:r>
-            <w:r>
-              <w:fldChar w:fldCharType="end"/>
-            </w:r>
-          </w:hyperlink>
-        </w:p>
-        <w:p>
-          <w:pPr>
-            <w:pStyle w:val="11"/>
-            <w:ind w:left="360"/>
-            <w:tabs>
-              <w:tab w:val="right" w:leader="dot" w:pos="9026"/>
-            </w:tabs>
-            <w:spacing w:before="120" w:after="60"/>
-          </w:pPr>
-          <w:hyperlink w:anchor="_Toc100022" w:history="1">
-            <w:r>
-              <w:rPr>
-                <w:rStyle w:val="Hyperlink"/>
-              </w:rPr>
-              <w:t>6.2 Webhooks and APIs</w:t>
-            </w:r>
-            <w:r>
-              <w:tab/>
-            </w:r>
-            <w:r>
-              <w:fldChar w:fldCharType="begin"/>
-            </w:r>
-            <w:r>
-              <w:instrText xml:space="preserve"> PAGEREF _Toc100022 \h </w:instrText>
-            </w:r>
-            <w:r>
-              <w:fldChar w:fldCharType="separate"/>
-            </w:r>
-            <w:r>
-              <w:t>8</w:t>
-            </w:r>
-            <w:r>
-              <w:fldChar w:fldCharType="end"/>
-            </w:r>
-          </w:hyperlink>
-        </w:p>
-        <w:p>
-          <w:pPr>
-            <w:pStyle w:val="11"/>
-            <w:ind w:left="360"/>
-            <w:tabs>
-              <w:tab w:val="right" w:leader="dot" w:pos="9026"/>
-            </w:tabs>
-            <w:spacing w:before="120" w:after="60"/>
-          </w:pPr>
-          <w:hyperlink w:anchor="_Toc100023" w:history="1">
-            <w:r>
-              <w:rPr>
-                <w:rStyle w:val="Hyperlink"/>
-              </w:rPr>
-              <w:t>6.3 Honest Connectivity Status</w:t>
-            </w:r>
-            <w:r>
-              <w:tab/>
-            </w:r>
-            <w:r>
-              <w:fldChar w:fldCharType="begin"/>
-            </w:r>
-            <w:r>
-              <w:instrText xml:space="preserve"> PAGEREF _Toc100023 \h </w:instrText>
-            </w:r>
-            <w:r>
-              <w:fldChar w:fldCharType="separate"/>
-            </w:r>
-            <w:r>
-              <w:t>8</w:t>
-            </w:r>
-            <w:r>
-              <w:fldChar w:fldCharType="end"/>
-            </w:r>
-          </w:hyperlink>
-        </w:p>
-        <w:p>
-          <w:pPr>
-            <w:pStyle w:val="9"/>
-            <w:tabs>
-              <w:tab w:val="right" w:leader="dot" w:pos="9026"/>
-            </w:tabs>
-            <w:spacing w:before="120" w:after="60"/>
-          </w:pPr>
-          <w:hyperlink w:anchor="_Toc100024" w:history="1">
-            <w:r>
-              <w:rPr>
-                <w:rStyle w:val="Hyperlink"/>
-              </w:rPr>
-              <w:t>7. Security Architecture</w:t>
-            </w:r>
-            <w:r>
-              <w:tab/>
-            </w:r>
-            <w:r>
-              <w:fldChar w:fldCharType="begin"/>
-            </w:r>
-            <w:r>
-              <w:instrText xml:space="preserve"> PAGEREF _Toc100024 \h </w:instrText>
-            </w:r>
-            <w:r>
-              <w:fldChar w:fldCharType="separate"/>
-            </w:r>
-            <w:r>
-              <w:t>8</w:t>
-            </w:r>
-            <w:r>
-              <w:fldChar w:fldCharType="end"/>
-            </w:r>
-          </w:hyperlink>
-        </w:p>
-        <w:p>
-          <w:pPr>
-            <w:pStyle w:val="11"/>
-            <w:ind w:left="360"/>
-            <w:tabs>
-              <w:tab w:val="right" w:leader="dot" w:pos="9026"/>
-            </w:tabs>
-            <w:spacing w:before="120" w:after="60"/>
-          </w:pPr>
-          <w:hyperlink w:anchor="_Toc100025" w:history="1">
-            <w:r>
-              <w:rPr>
-                <w:rStyle w:val="Hyperlink"/>
-              </w:rPr>
-              <w:t>7.1 Identity and Access</w:t>
-            </w:r>
-            <w:r>
-              <w:tab/>
-            </w:r>
-            <w:r>
-              <w:fldChar w:fldCharType="begin"/>
-            </w:r>
-            <w:r>
-              <w:instrText xml:space="preserve"> PAGEREF _Toc100025 \h </w:instrText>
-            </w:r>
-            <w:r>
-              <w:fldChar w:fldCharType="separate"/>
-            </w:r>
-            <w:r>
-              <w:t>9</w:t>
-            </w:r>
-            <w:r>
-              <w:fldChar w:fldCharType="end"/>
-            </w:r>
-          </w:hyperlink>
-        </w:p>
-        <w:p>
-          <w:pPr>
-            <w:pStyle w:val="11"/>
-            <w:ind w:left="360"/>
-            <w:tabs>
-              <w:tab w:val="right" w:leader="dot" w:pos="9026"/>
-            </w:tabs>
-            <w:spacing w:before="120" w:after="60"/>
-          </w:pPr>
-          <w:hyperlink w:anchor="_Toc100026" w:history="1">
-            <w:r>
-              <w:rPr>
-                <w:rStyle w:val="Hyperlink"/>
-              </w:rPr>
-              <w:t>7.2 Platform Controls</w:t>
-            </w:r>
-            <w:r>
-              <w:tab/>
-            </w:r>
-            <w:r>
-              <w:fldChar w:fldCharType="begin"/>
-            </w:r>
-            <w:r>
-              <w:instrText xml:space="preserve"> PAGEREF _Toc100026 \h </w:instrText>
-            </w:r>
-            <w:r>
-              <w:fldChar w:fldCharType="separate"/>
-            </w:r>
-            <w:r>
-              <w:t>9</w:t>
-            </w:r>
-            <w:r>
-              <w:fldChar w:fldCharType="end"/>
-            </w:r>
-          </w:hyperlink>
-        </w:p>
-        <w:p>
-          <w:pPr>
-            <w:pStyle w:val="11"/>
-            <w:ind w:left="360"/>
-            <w:tabs>
-              <w:tab w:val="right" w:leader="dot" w:pos="9026"/>
-            </w:tabs>
-            <w:spacing w:before="120" w:after="60"/>
-          </w:pPr>
-          <w:hyperlink w:anchor="_Toc100027" w:history="1">
-            <w:r>
-              <w:rPr>
-                <w:rStyle w:val="Hyperlink"/>
-              </w:rPr>
-              <w:t>7.3 Data Protection Commitments</w:t>
-            </w:r>
-            <w:r>
-              <w:tab/>
-            </w:r>
-            <w:r>
-              <w:fldChar w:fldCharType="begin"/>
-            </w:r>
-            <w:r>
-              <w:instrText xml:space="preserve"> PAGEREF _Toc100027 \h </w:instrText>
-            </w:r>
-            <w:r>
-              <w:fldChar w:fldCharType="separate"/>
-            </w:r>
-            <w:r>
-              <w:t>10</w:t>
-            </w:r>
-            <w:r>
-              <w:fldChar w:fldCharType="end"/>
-            </w:r>
-          </w:hyperlink>
-        </w:p>
-        <w:p>
-          <w:pPr>
-            <w:pStyle w:val="9"/>
-            <w:tabs>
-              <w:tab w:val="right" w:leader="dot" w:pos="9026"/>
-            </w:tabs>
-            <w:spacing w:before="120" w:after="60"/>
-          </w:pPr>
-          <w:hyperlink w:anchor="_Toc100028" w:history="1">
-            <w:r>
-              <w:rPr>
-                <w:rStyle w:val="Hyperlink"/>
-              </w:rPr>
-              <w:t>8. Deployment Guide</w:t>
-            </w:r>
-            <w:r>
-              <w:tab/>
-            </w:r>
-            <w:r>
-              <w:fldChar w:fldCharType="begin"/>
-            </w:r>
-            <w:r>
-              <w:instrText xml:space="preserve"> PAGEREF _Toc100028 \h </w:instrText>
-            </w:r>
-            <w:r>
-              <w:fldChar w:fldCharType="separate"/>
-            </w:r>
-            <w:r>
-              <w:t>10</w:t>
-            </w:r>
-            <w:r>
-              <w:fldChar w:fldCharType="end"/>
-            </w:r>
-          </w:hyperlink>
-        </w:p>
-        <w:p>
-          <w:pPr>
-            <w:pStyle w:val="11"/>
-            <w:ind w:left="360"/>
-            <w:tabs>
-              <w:tab w:val="right" w:leader="dot" w:pos="9026"/>
-            </w:tabs>
-            <w:spacing w:before="120" w:after="60"/>
-          </w:pPr>
-          <w:hyperlink w:anchor="_Toc100029" w:history="1">
-            <w:r>
-              <w:rPr>
-                <w:rStyle w:val="Hyperlink"/>
-              </w:rPr>
-              <w:t>8.1 Target Topology (Render Cloud)</w:t>
-            </w:r>
-            <w:r>
-              <w:tab/>
-            </w:r>
-            <w:r>
-              <w:fldChar w:fldCharType="begin"/>
-            </w:r>
-            <w:r>
-              <w:instrText xml:space="preserve"> PAGEREF _Toc100029 \h </w:instrText>
-            </w:r>
-            <w:r>
-              <w:fldChar w:fldCharType="separate"/>
-            </w:r>
-            <w:r>
-              <w:t>10</w:t>
-            </w:r>
-            <w:r>
-              <w:fldChar w:fldCharType="end"/>
-            </w:r>
-          </w:hyperlink>
-        </w:p>
-        <w:p>
-          <w:pPr>
-            <w:pStyle w:val="11"/>
-            <w:ind w:left="360"/>
-            <w:tabs>
-              <w:tab w:val="right" w:leader="dot" w:pos="9026"/>
-            </w:tabs>
-            <w:spacing w:before="120" w:after="60"/>
-          </w:pPr>
-          <w:hyperlink w:anchor="_Toc100030" w:history="1">
-            <w:r>
-              <w:rPr>
-                <w:rStyle w:val="Hyperlink"/>
-              </w:rPr>
-              <w:t>8.2 Deployment Steps</w:t>
-            </w:r>
-            <w:r>
-              <w:tab/>
-            </w:r>
-            <w:r>
-              <w:fldChar w:fldCharType="begin"/>
-            </w:r>
-            <w:r>
-              <w:instrText xml:space="preserve"> PAGEREF _Toc100030 \h </w:instrText>
-            </w:r>
-            <w:r>
-              <w:fldChar w:fldCharType="separate"/>
-            </w:r>
-            <w:r>
-              <w:t>10</w:t>
-            </w:r>
-            <w:r>
-              <w:fldChar w:fldCharType="end"/>
-            </w:r>
-          </w:hyperlink>
-        </w:p>
-        <w:p>
-          <w:pPr>
-            <w:pStyle w:val="11"/>
-            <w:ind w:left="360"/>
-            <w:tabs>
-              <w:tab w:val="right" w:leader="dot" w:pos="9026"/>
-            </w:tabs>
-            <w:spacing w:before="120" w:after="60"/>
-          </w:pPr>
-          <w:hyperlink w:anchor="_Toc100031" w:history="1">
-            <w:r>
-              <w:rPr>
-                <w:rStyle w:val="Hyperlink"/>
-              </w:rPr>
-              <w:t>8.3 Migration Policy</w:t>
-            </w:r>
-            <w:r>
-              <w:tab/>
-            </w:r>
-            <w:r>
-              <w:fldChar w:fldCharType="begin"/>
-            </w:r>
-            <w:r>
-              <w:instrText xml:space="preserve"> PAGEREF _Toc100031 \h </w:instrText>
-            </w:r>
-            <w:r>
-              <w:fldChar w:fldCharType="separate"/>
-            </w:r>
-            <w:r>
-              <w:t>11</w:t>
-            </w:r>
-            <w:r>
-              <w:fldChar w:fldCharType="end"/>
-            </w:r>
-          </w:hyperlink>
-        </w:p>
-        <w:p>
-          <w:pPr>
-            <w:pStyle w:val="11"/>
-            <w:ind w:left="360"/>
-            <w:tabs>
-              <w:tab w:val="right" w:leader="dot" w:pos="9026"/>
-            </w:tabs>
-            <w:spacing w:before="120" w:after="60"/>
-          </w:pPr>
-          <w:hyperlink w:anchor="_Toc100032" w:history="1">
-            <w:r>
-              <w:rPr>
-                <w:rStyle w:val="Hyperlink"/>
-              </w:rPr>
-              <w:t>8.4 Troubleshooting</w:t>
-            </w:r>
-            <w:r>
-              <w:tab/>
-            </w:r>
-            <w:r>
-              <w:fldChar w:fldCharType="begin"/>
-            </w:r>
-            <w:r>
-              <w:instrText xml:space="preserve"> PAGEREF _Toc100032 \h </w:instrText>
-            </w:r>
-            <w:r>
-              <w:fldChar w:fldCharType="separate"/>
-            </w:r>
-            <w:r>
-              <w:t>11</w:t>
-            </w:r>
-            <w:r>
-              <w:fldChar w:fldCharType="end"/>
-            </w:r>
-          </w:hyperlink>
-        </w:p>
-        <w:p>
-          <w:pPr>
-            <w:pStyle w:val="9"/>
-            <w:tabs>
-              <w:tab w:val="right" w:leader="dot" w:pos="9026"/>
-            </w:tabs>
-            <w:spacing w:before="120" w:after="60"/>
-          </w:pPr>
-          <w:hyperlink w:anchor="_Toc100033" w:history="1">
-            <w:r>
-              <w:rPr>
-                <w:rStyle w:val="Hyperlink"/>
-              </w:rPr>
-              <w:t>9. Operations Runbook</w:t>
-            </w:r>
-            <w:r>
-              <w:tab/>
-            </w:r>
-            <w:r>
-              <w:fldChar w:fldCharType="begin"/>
-            </w:r>
-            <w:r>
-              <w:instrText xml:space="preserve"> PAGEREF _Toc100033 \h </w:instrText>
-            </w:r>
-            <w:r>
-              <w:fldChar w:fldCharType="separate"/>
-            </w:r>
-            <w:r>
-              <w:t>12</w:t>
-            </w:r>
-            <w:r>
-              <w:fldChar w:fldCharType="end"/>
-            </w:r>
-          </w:hyperlink>
-        </w:p>
-        <w:p>
-          <w:pPr>
-            <w:pStyle w:val="11"/>
-            <w:ind w:left="360"/>
-            <w:tabs>
-              <w:tab w:val="right" w:leader="dot" w:pos="9026"/>
-            </w:tabs>
-            <w:spacing w:before="120" w:after="60"/>
-          </w:pPr>
-          <w:hyperlink w:anchor="_Toc100034" w:history="1">
-            <w:r>
-              <w:rPr>
-                <w:rStyle w:val="Hyperlink"/>
-              </w:rPr>
-              <w:t>9.1 Health and Readiness</w:t>
-            </w:r>
-            <w:r>
-              <w:tab/>
-            </w:r>
-            <w:r>
-              <w:fldChar w:fldCharType="begin"/>
-            </w:r>
-            <w:r>
-              <w:instrText xml:space="preserve"> PAGEREF _Toc100034 \h </w:instrText>
-            </w:r>
-            <w:r>
-              <w:fldChar w:fldCharType="separate"/>
-            </w:r>
-            <w:r>
-              <w:t>12</w:t>
-            </w:r>
-            <w:r>
-              <w:fldChar w:fldCharType="end"/>
-            </w:r>
-          </w:hyperlink>
-        </w:p>
-        <w:p>
-          <w:pPr>
-            <w:pStyle w:val="11"/>
-            <w:ind w:left="360"/>
-            <w:tabs>
-              <w:tab w:val="right" w:leader="dot" w:pos="9026"/>
-            </w:tabs>
-            <w:spacing w:before="120" w:after="60"/>
-          </w:pPr>
-          <w:hyperlink w:anchor="_Toc100035" w:history="1">
-            <w:r>
-              <w:rPr>
-                <w:rStyle w:val="Hyperlink"/>
-              </w:rPr>
-              <w:t>9.2 Routine Operations</w:t>
-            </w:r>
-            <w:r>
-              <w:tab/>
-            </w:r>
-            <w:r>
-              <w:fldChar w:fldCharType="begin"/>
-            </w:r>
-            <w:r>
-              <w:instrText xml:space="preserve"> PAGEREF _Toc100035 \h </w:instrText>
-            </w:r>
-            <w:r>
-              <w:fldChar w:fldCharType="separate"/>
-            </w:r>
-            <w:r>
-              <w:t>12</w:t>
-            </w:r>
-            <w:r>
-              <w:fldChar w:fldCharType="end"/>
-            </w:r>
-          </w:hyperlink>
-        </w:p>
-        <w:p>
-          <w:pPr>
-            <w:pStyle w:val="11"/>
-            <w:ind w:left="360"/>
-            <w:tabs>
-              <w:tab w:val="right" w:leader="dot" w:pos="9026"/>
-            </w:tabs>
-            <w:spacing w:before="120" w:after="60"/>
-          </w:pPr>
-          <w:hyperlink w:anchor="_Toc100036" w:history="1">
-            <w:r>
-              <w:rPr>
-                <w:rStyle w:val="Hyperlink"/>
-              </w:rPr>
-              <w:t>9.3 Incident Response</w:t>
-            </w:r>
-            <w:r>
-              <w:tab/>
-            </w:r>
-            <w:r>
-              <w:fldChar w:fldCharType="begin"/>
-            </w:r>
-            <w:r>
-              <w:instrText xml:space="preserve"> PAGEREF _Toc100036 \h </w:instrText>
-            </w:r>
-            <w:r>
-              <w:fldChar w:fldCharType="separate"/>
-            </w:r>
-            <w:r>
-              <w:t>13</w:t>
-            </w:r>
-            <w:r>
-              <w:fldChar w:fldCharType="end"/>
-            </w:r>
-          </w:hyperlink>
-        </w:p>
-        <w:p>
-          <w:pPr>
-            <w:pStyle w:val="9"/>
-            <w:tabs>
-              <w:tab w:val="right" w:leader="dot" w:pos="9026"/>
-            </w:tabs>
-            <w:spacing w:before="120" w:after="60"/>
-          </w:pPr>
-          <w:hyperlink w:anchor="_Toc100037" w:history="1">
-            <w:r>
-              <w:rPr>
-                <w:rStyle w:val="Hyperlink"/>
-              </w:rPr>
-              <w:t>10. Testing Strategy</w:t>
-            </w:r>
-            <w:r>
-              <w:tab/>
-            </w:r>
-            <w:r>
-              <w:fldChar w:fldCharType="begin"/>
-            </w:r>
-            <w:r>
-              <w:instrText xml:space="preserve"> PAGEREF _Toc100037 \h </w:instrText>
-            </w:r>
-            <w:r>
-              <w:fldChar w:fldCharType="separate"/>
-            </w:r>
-            <w:r>
-              <w:t>13</w:t>
-            </w:r>
-            <w:r>
-              <w:fldChar w:fldCharType="end"/>
-            </w:r>
-          </w:hyperlink>
-        </w:p>
-        <w:p>
-          <w:pPr>
-            <w:pStyle w:val="11"/>
-            <w:ind w:left="360"/>
-            <w:tabs>
-              <w:tab w:val="right" w:leader="dot" w:pos="9026"/>
-            </w:tabs>
-            <w:spacing w:before="120" w:after="60"/>
-          </w:pPr>
-          <w:hyperlink w:anchor="_Toc100038" w:history="1">
-            <w:r>
-              <w:rPr>
-                <w:rStyle w:val="Hyperlink"/>
-              </w:rPr>
-              <w:t>10.1 Test Levels</w:t>
-            </w:r>
-            <w:r>
-              <w:tab/>
-            </w:r>
-            <w:r>
-              <w:fldChar w:fldCharType="begin"/>
-            </w:r>
-            <w:r>
-              <w:instrText xml:space="preserve"> PAGEREF _Toc100038 \h </w:instrText>
-            </w:r>
-            <w:r>
-              <w:fldChar w:fldCharType="separate"/>
-            </w:r>
-            <w:r>
-              <w:t>13</w:t>
-            </w:r>
-            <w:r>
-              <w:fldChar w:fldCharType="end"/>
-            </w:r>
-          </w:hyperlink>
-        </w:p>
-        <w:p>
-          <w:pPr>
-            <w:pStyle w:val="11"/>
-            <w:ind w:left="360"/>
-            <w:tabs>
-              <w:tab w:val="right" w:leader="dot" w:pos="9026"/>
-            </w:tabs>
-            <w:spacing w:before="120" w:after="60"/>
-          </w:pPr>
-          <w:hyperlink w:anchor="_Toc100039" w:history="1">
-            <w:r>
-              <w:rPr>
-                <w:rStyle w:val="Hyperlink"/>
-              </w:rPr>
-              <w:t>10.2 The Golden Chain Test</w:t>
-            </w:r>
-            <w:r>
-              <w:tab/>
-            </w:r>
-            <w:r>
-              <w:fldChar w:fldCharType="begin"/>
-            </w:r>
-            <w:r>
-              <w:instrText xml:space="preserve"> PAGEREF _Toc100039 \h </w:instrText>
-            </w:r>
-            <w:r>
-              <w:fldChar w:fldCharType="separate"/>
-            </w:r>
-            <w:r>
-              <w:t>14</w:t>
-            </w:r>
-            <w:r>
-              <w:fldChar w:fldCharType="end"/>
-            </w:r>
-          </w:hyperlink>
-        </w:p>
-        <w:p>
-          <w:pPr>
-            <w:pStyle w:val="9"/>
-            <w:tabs>
-              <w:tab w:val="right" w:leader="dot" w:pos="9026"/>
-            </w:tabs>
-            <w:spacing w:before="120" w:after="60"/>
-          </w:pPr>
-          <w:hyperlink w:anchor="_Toc100040" w:history="1">
-            <w:r>
-              <w:rPr>
-                <w:rStyle w:val="Hyperlink"/>
-              </w:rPr>
-              <w:t>11. Go-Live Checklist</w:t>
-            </w:r>
-            <w:r>
-              <w:tab/>
-            </w:r>
-            <w:r>
-              <w:fldChar w:fldCharType="begin"/>
-            </w:r>
-            <w:r>
-              <w:instrText xml:space="preserve"> PAGEREF _Toc100040 \h </w:instrText>
-            </w:r>
-            <w:r>
-              <w:fldChar w:fldCharType="separate"/>
-            </w:r>
-            <w:r>
-              <w:t>14</w:t>
-            </w:r>
-            <w:r>
-              <w:fldChar w:fldCharType="end"/>
-            </w:r>
-          </w:hyperlink>
-        </w:p>
-        <w:p>
-          <w:pPr>
-            <w:pStyle w:val="9"/>
-            <w:tabs>
-              <w:tab w:val="right" w:leader="dot" w:pos="9026"/>
-            </w:tabs>
-            <w:spacing w:before="120" w:after="60"/>
-          </w:pPr>
-          <w:hyperlink w:anchor="_Toc100041" w:history="1">
-            <w:r>
-              <w:rPr>
-                <w:rStyle w:val="Hyperlink"/>
-              </w:rPr>
-              <w:t>12. Disaster Recovery</w:t>
-            </w:r>
-            <w:r>
-              <w:tab/>
-            </w:r>
-            <w:r>
-              <w:fldChar w:fldCharType="begin"/>
-            </w:r>
-            <w:r>
-              <w:instrText xml:space="preserve"> PAGEREF _Toc100041 \h </w:instrText>
-            </w:r>
-            <w:r>
-              <w:fldChar w:fldCharType="separate"/>
-            </w:r>
-            <w:r>
-              <w:t>14</w:t>
-            </w:r>
-            <w:r>
-              <w:fldChar w:fldCharType="end"/>
-            </w:r>
-          </w:hyperlink>
-        </w:p>
-        <w:p>
-          <w:pPr>
-            <w:pStyle w:val="11"/>
-            <w:ind w:left="360"/>
-            <w:tabs>
-              <w:tab w:val="right" w:leader="dot" w:pos="9026"/>
-            </w:tabs>
-            <w:spacing w:before="120" w:after="60"/>
-          </w:pPr>
-          <w:hyperlink w:anchor="_Toc100042" w:history="1">
-            <w:r>
-              <w:rPr>
-                <w:rStyle w:val="Hyperlink"/>
-              </w:rPr>
-              <w:t>12.1 Objectives</w:t>
-            </w:r>
-            <w:r>
-              <w:tab/>
-            </w:r>
-            <w:r>
-              <w:fldChar w:fldCharType="begin"/>
-            </w:r>
-            <w:r>
-              <w:instrText xml:space="preserve"> PAGEREF _Toc100042 \h </w:instrText>
-            </w:r>
-            <w:r>
-              <w:fldChar w:fldCharType="separate"/>
-            </w:r>
-            <w:r>
-              <w:t>14</w:t>
-            </w:r>
-            <w:r>
-              <w:fldChar w:fldCharType="end"/>
-            </w:r>
-          </w:hyperlink>
-        </w:p>
-        <w:p>
-          <w:pPr>
-            <w:pStyle w:val="11"/>
-            <w:ind w:left="360"/>
-            <w:tabs>
-              <w:tab w:val="right" w:leader="dot" w:pos="9026"/>
-            </w:tabs>
-            <w:spacing w:before="120" w:after="60"/>
-          </w:pPr>
-          <w:hyperlink w:anchor="_Toc100043" w:history="1">
-            <w:r>
-              <w:rPr>
-                <w:rStyle w:val="Hyperlink"/>
-              </w:rPr>
-              <w:t>12.2 Backup and Restore</w:t>
-            </w:r>
-            <w:r>
-              <w:tab/>
-            </w:r>
-            <w:r>
-              <w:fldChar w:fldCharType="begin"/>
-            </w:r>
-            <w:r>
-              <w:instrText xml:space="preserve"> PAGEREF _Toc100043 \h </w:instrText>
-            </w:r>
-            <w:r>
-              <w:fldChar w:fldCharType="separate"/>
-            </w:r>
-            <w:r>
-              <w:t>15</w:t>
-            </w:r>
-            <w:r>
-              <w:fldChar w:fldCharType="end"/>
-            </w:r>
-          </w:hyperlink>
-        </w:p>
-        <w:p>
-          <w:pPr>
-            <w:pStyle w:val="11"/>
-            <w:ind w:left="360"/>
-            <w:tabs>
-              <w:tab w:val="right" w:leader="dot" w:pos="9026"/>
-            </w:tabs>
-            <w:spacing w:before="120" w:after="60"/>
-          </w:pPr>
-          <w:hyperlink w:anchor="_Toc100044" w:history="1">
-            <w:r>
-              <w:rPr>
-                <w:rStyle w:val="Hyperlink"/>
-              </w:rPr>
-              <w:t>12.3 Degraded Mode</w:t>
-            </w:r>
-            <w:r>
-              <w:tab/>
-            </w:r>
-            <w:r>
-              <w:fldChar w:fldCharType="begin"/>
-            </w:r>
-            <w:r>
-              <w:instrText xml:space="preserve"> PAGEREF _Toc100044 \h </w:instrText>
-            </w:r>
-            <w:r>
-              <w:fldChar w:fldCharType="separate"/>
-            </w:r>
-            <w:r>
-              <w:t>15</w:t>
-            </w:r>
-            <w:r>
-              <w:fldChar w:fldCharType="end"/>
-            </w:r>
-          </w:hyperlink>
-        </w:p>
-        <w:p>
-          <w:pPr>
-            <w:pStyle w:val="9"/>
-            <w:tabs>
-              <w:tab w:val="right" w:leader="dot" w:pos="9026"/>
-            </w:tabs>
-            <w:spacing w:before="120" w:after="60"/>
-          </w:pPr>
-          <w:hyperlink w:anchor="_Toc100045" w:history="1">
-            <w:r>
-              <w:rPr>
-                <w:rStyle w:val="Hyperlink"/>
-              </w:rPr>
-              <w:t>13. Administration Guide</w:t>
-            </w:r>
-            <w:r>
-              <w:tab/>
-            </w:r>
-            <w:r>
-              <w:fldChar w:fldCharType="begin"/>
-            </w:r>
-            <w:r>
-              <w:instrText xml:space="preserve"> PAGEREF _Toc100045 \h </w:instrText>
-            </w:r>
-            <w:r>
-              <w:fldChar w:fldCharType="separate"/>
-            </w:r>
-            <w:r>
-              <w:t>15</w:t>
-            </w:r>
-            <w:r>
-              <w:fldChar w:fldCharType="end"/>
-            </w:r>
-          </w:hyperlink>
-        </w:p>
-        <w:p>
-          <w:pPr>
-            <w:pStyle w:val="11"/>
-            <w:ind w:left="360"/>
-            <w:tabs>
-              <w:tab w:val="right" w:leader="dot" w:pos="9026"/>
-            </w:tabs>
-            <w:spacing w:before="120" w:after="60"/>
-          </w:pPr>
-          <w:hyperlink w:anchor="_Toc100046" w:history="1">
-            <w:r>
-              <w:rPr>
-                <w:rStyle w:val="Hyperlink"/>
-              </w:rPr>
-              <w:t>13.1 Users and Roles</w:t>
-            </w:r>
-            <w:r>
-              <w:tab/>
-            </w:r>
-            <w:r>
-              <w:fldChar w:fldCharType="begin"/>
-            </w:r>
-            <w:r>
-              <w:instrText xml:space="preserve"> PAGEREF _Toc100046 \h </w:instrText>
-            </w:r>
-            <w:r>
-              <w:fldChar w:fldCharType="separate"/>
-            </w:r>
-            <w:r>
-              <w:t>16</w:t>
-            </w:r>
-            <w:r>
-              <w:fldChar w:fldCharType="end"/>
-            </w:r>
-          </w:hyperlink>
-        </w:p>
-        <w:p>
-          <w:pPr>
-            <w:pStyle w:val="11"/>
-            <w:ind w:left="360"/>
-            <w:tabs>
-              <w:tab w:val="right" w:leader="dot" w:pos="9026"/>
-            </w:tabs>
-            <w:spacing w:before="120" w:after="60"/>
-          </w:pPr>
-          <w:hyperlink w:anchor="_Toc100047" w:history="1">
-            <w:r>
-              <w:rPr>
-                <w:rStyle w:val="Hyperlink"/>
-              </w:rPr>
-              <w:t>13.2 Templates and Configuration</w:t>
-            </w:r>
-            <w:r>
-              <w:tab/>
-            </w:r>
-            <w:r>
-              <w:fldChar w:fldCharType="begin"/>
-            </w:r>
-            <w:r>
-              <w:instrText xml:space="preserve"> PAGEREF _Toc100047 \h </w:instrText>
-            </w:r>
-            <w:r>
-              <w:fldChar w:fldCharType="separate"/>
-            </w:r>
-            <w:r>
-              <w:t>16</w:t>
-            </w:r>
-            <w:r>
-              <w:fldChar w:fldCharType="end"/>
-            </w:r>
-          </w:hyperlink>
-        </w:p>
-        <w:p>
-          <w:pPr>
-            <w:pStyle w:val="11"/>
-            <w:ind w:left="360"/>
-            <w:tabs>
-              <w:tab w:val="right" w:leader="dot" w:pos="9026"/>
-            </w:tabs>
-            <w:spacing w:before="120" w:after="60"/>
-          </w:pPr>
-          <w:hyperlink w:anchor="_Toc100048" w:history="1">
-            <w:r>
-              <w:rPr>
-                <w:rStyle w:val="Hyperlink"/>
-              </w:rPr>
-              <w:t>13.3 Audit</w:t>
-            </w:r>
-            <w:r>
-              <w:tab/>
-            </w:r>
-            <w:r>
-              <w:fldChar w:fldCharType="begin"/>
-            </w:r>
-            <w:r>
-              <w:instrText xml:space="preserve"> PAGEREF _Toc100048 \h </w:instrText>
-            </w:r>
-            <w:r>
-              <w:fldChar w:fldCharType="separate"/>
-            </w:r>
-            <w:r>
-              <w:t>16</w:t>
-            </w:r>
-            <w:r>
-              <w:fldChar w:fldCharType="end"/>
-            </w:r>
-          </w:hyperlink>
-        </w:p>
-        <w:p>
-          <w:pPr>
-            <w:pStyle w:val="9"/>
-            <w:tabs>
-              <w:tab w:val="right" w:leader="dot" w:pos="9026"/>
-            </w:tabs>
-            <w:spacing w:before="120" w:after="60"/>
-          </w:pPr>
-          <w:hyperlink w:anchor="_Toc100049" w:history="1">
-            <w:r>
-              <w:rPr>
-                <w:rStyle w:val="Hyperlink"/>
-              </w:rPr>
-              <w:t>14. User Guide</w:t>
-            </w:r>
-            <w:r>
-              <w:tab/>
-            </w:r>
-            <w:r>
-              <w:fldChar w:fldCharType="begin"/>
-            </w:r>
-            <w:r>
-              <w:instrText xml:space="preserve"> PAGEREF _Toc100049 \h </w:instrText>
-            </w:r>
-            <w:r>
-              <w:fldChar w:fldCharType="separate"/>
-            </w:r>
-            <w:r>
-              <w:t>16</w:t>
-            </w:r>
-            <w:r>
-              <w:fldChar w:fldCharType="end"/>
-            </w:r>
-          </w:hyperlink>
-        </w:p>
-        <w:p>
-          <w:pPr>
-            <w:pStyle w:val="11"/>
-            <w:ind w:left="360"/>
-            <w:tabs>
-              <w:tab w:val="right" w:leader="dot" w:pos="9026"/>
-            </w:tabs>
-            <w:spacing w:before="120" w:after="60"/>
-          </w:pPr>
-          <w:hyperlink w:anchor="_Toc100050" w:history="1">
-            <w:r>
-              <w:rPr>
-                <w:rStyle w:val="Hyperlink"/>
-              </w:rPr>
-              <w:t>14.1 Getting Started</w:t>
-            </w:r>
-            <w:r>
-              <w:tab/>
-            </w:r>
-            <w:r>
-              <w:fldChar w:fldCharType="begin"/>
-            </w:r>
-            <w:r>
-              <w:instrText xml:space="preserve"> PAGEREF _Toc100050 \h </w:instrText>
-            </w:r>
-            <w:r>
-              <w:fldChar w:fldCharType="separate"/>
-            </w:r>
-            <w:r>
-              <w:t>16</w:t>
-            </w:r>
-            <w:r>
-              <w:fldChar w:fldCharType="end"/>
-            </w:r>
-          </w:hyperlink>
-        </w:p>
-        <w:p>
-          <w:pPr>
-            <w:pStyle w:val="11"/>
-            <w:ind w:left="360"/>
-            <w:tabs>
-              <w:tab w:val="right" w:leader="dot" w:pos="9026"/>
-            </w:tabs>
-            <w:spacing w:before="120" w:after="60"/>
-          </w:pPr>
-          <w:hyperlink w:anchor="_Toc100051" w:history="1">
-            <w:r>
-              <w:rPr>
-                <w:rStyle w:val="Hyperlink"/>
-              </w:rPr>
-              <w:t>14.2 Everyday Flows</w:t>
-            </w:r>
-            <w:r>
-              <w:tab/>
-            </w:r>
-            <w:r>
-              <w:fldChar w:fldCharType="begin"/>
-            </w:r>
-            <w:r>
-              <w:instrText xml:space="preserve"> PAGEREF _Toc100051 \h </w:instrText>
-            </w:r>
-            <w:r>
-              <w:fldChar w:fldCharType="separate"/>
-            </w:r>
-            <w:r>
-              <w:t>17</w:t>
-            </w:r>
-            <w:r>
-              <w:fldChar w:fldCharType="end"/>
-            </w:r>
-          </w:hyperlink>
-        </w:p>
-        <w:p>
-          <w:pPr>
-            <w:pStyle w:val="11"/>
-            <w:ind w:left="360"/>
-            <w:tabs>
-              <w:tab w:val="right" w:leader="dot" w:pos="9026"/>
-            </w:tabs>
-            <w:spacing w:before="120" w:after="60"/>
-          </w:pPr>
-          <w:hyperlink w:anchor="_Toc100052" w:history="1">
-            <w:r>
-              <w:rPr>
-                <w:rStyle w:val="Hyperlink"/>
-              </w:rPr>
-              <w:t>14.3 Managers</w:t>
-            </w:r>
-            <w:r>
-              <w:tab/>
-            </w:r>
-            <w:r>
-              <w:fldChar w:fldCharType="begin"/>
-            </w:r>
-            <w:r>
-              <w:instrText xml:space="preserve"> PAGEREF _Toc100052 \h </w:instrText>
-            </w:r>
-            <w:r>
-              <w:fldChar w:fldCharType="separate"/>
-            </w:r>
-            <w:r>
-              <w:t>17</w:t>
-            </w:r>
-            <w:r>
-              <w:fldChar w:fldCharType="end"/>
-            </w:r>
-          </w:hyperlink>
-        </w:p>
-        <w:p>
-          <w:pPr>
-            <w:pStyle w:val="9"/>
-            <w:tabs>
-              <w:tab w:val="right" w:leader="dot" w:pos="9026"/>
-            </w:tabs>
-            <w:spacing w:before="120" w:after="60"/>
-          </w:pPr>
-          <w:hyperlink w:anchor="_Toc100053" w:history="1">
-            <w:r>
-              <w:rPr>
-                <w:rStyle w:val="Hyperlink"/>
-              </w:rPr>
-              <w:t>15. PMO Guide</w:t>
-            </w:r>
-            <w:r>
-              <w:tab/>
-            </w:r>
-            <w:r>
-              <w:fldChar w:fldCharType="begin"/>
-            </w:r>
-            <w:r>
-              <w:instrText xml:space="preserve"> PAGEREF _Toc100053 \h </w:instrText>
-            </w:r>
-            <w:r>
-              <w:fldChar w:fldCharType="separate"/>
-            </w:r>
-            <w:r>
-              <w:t>18</w:t>
-            </w:r>
-            <w:r>
-              <w:fldChar w:fldCharType="end"/>
-            </w:r>
-          </w:hyperlink>
-        </w:p>
-        <w:p>
-          <w:pPr>
-            <w:pStyle w:val="11"/>
-            <w:ind w:left="360"/>
-            <w:tabs>
-              <w:tab w:val="right" w:leader="dot" w:pos="9026"/>
-            </w:tabs>
-            <w:spacing w:before="120" w:after="60"/>
-          </w:pPr>
-          <w:hyperlink w:anchor="_Toc100054" w:history="1">
-            <w:r>
-              <w:rPr>
-                <w:rStyle w:val="Hyperlink"/>
-              </w:rPr>
-              <w:t>15.1 Operating Model</w:t>
-            </w:r>
-            <w:r>
-              <w:tab/>
-            </w:r>
-            <w:r>
-              <w:fldChar w:fldCharType="begin"/>
-            </w:r>
-            <w:r>
-              <w:instrText xml:space="preserve"> PAGEREF _Toc100054 \h </w:instrText>
-            </w:r>
-            <w:r>
-              <w:fldChar w:fldCharType="separate"/>
-            </w:r>
-            <w:r>
-              <w:t>18</w:t>
-            </w:r>
-            <w:r>
-              <w:fldChar w:fldCharType="end"/>
-            </w:r>
-          </w:hyperlink>
-        </w:p>
-        <w:p>
-          <w:pPr>
-            <w:pStyle w:val="11"/>
-            <w:ind w:left="360"/>
-            <w:tabs>
-              <w:tab w:val="right" w:leader="dot" w:pos="9026"/>
-            </w:tabs>
-            <w:spacing w:before="120" w:after="60"/>
-          </w:pPr>
-          <w:hyperlink w:anchor="_Toc100055" w:history="1">
-            <w:r>
-              <w:rPr>
-                <w:rStyle w:val="Hyperlink"/>
-              </w:rPr>
-              <w:t>15.2 Cadence</w:t>
-            </w:r>
-            <w:r>
-              <w:tab/>
-            </w:r>
-            <w:r>
-              <w:fldChar w:fldCharType="begin"/>
-            </w:r>
-            <w:r>
-              <w:instrText xml:space="preserve"> PAGEREF _Toc100055 \h </w:instrText>
-            </w:r>
-            <w:r>
-              <w:fldChar w:fldCharType="separate"/>
-            </w:r>
-            <w:r>
-              <w:t>18</w:t>
-            </w:r>
-            <w:r>
-              <w:fldChar w:fldCharType="end"/>
-            </w:r>
-          </w:hyperlink>
-        </w:p>
-        <w:p>
-          <w:pPr>
-            <w:pStyle w:val="11"/>
-            <w:ind w:left="360"/>
-            <w:tabs>
-              <w:tab w:val="right" w:leader="dot" w:pos="9026"/>
-            </w:tabs>
-            <w:spacing w:before="120" w:after="60"/>
-          </w:pPr>
-          <w:hyperlink w:anchor="_Toc100056" w:history="1">
-            <w:r>
-              <w:rPr>
-                <w:rStyle w:val="Hyperlink"/>
-              </w:rPr>
-              <w:t>15.3 Templates and Quality</w:t>
-            </w:r>
-            <w:r>
-              <w:tab/>
-            </w:r>
-            <w:r>
-              <w:fldChar w:fldCharType="begin"/>
-            </w:r>
-            <w:r>
-              <w:instrText xml:space="preserve"> PAGEREF _Toc100056 \h </w:instrText>
-            </w:r>
-            <w:r>
-              <w:fldChar w:fldCharType="separate"/>
-            </w:r>
-            <w:r>
-              <w:t>18</w:t>
-            </w:r>
-            <w:r>
-              <w:fldChar w:fldCharType="end"/>
-            </w:r>
-          </w:hyperlink>
-        </w:p>
-        <w:p>
-          <w:pPr>
-            <w:pStyle w:val="9"/>
-            <w:tabs>
-              <w:tab w:val="right" w:leader="dot" w:pos="9026"/>
-            </w:tabs>
-            <w:spacing w:before="120" w:after="60"/>
-          </w:pPr>
-          <w:hyperlink w:anchor="_Toc100057" w:history="1">
-            <w:r>
-              <w:rPr>
-                <w:rStyle w:val="Hyperlink"/>
-              </w:rPr>
-              <w:t>16. Executive Guide</w:t>
-            </w:r>
-            <w:r>
-              <w:tab/>
-            </w:r>
-            <w:r>
-              <w:fldChar w:fldCharType="begin"/>
-            </w:r>
-            <w:r>
-              <w:instrText xml:space="preserve"> PAGEREF _Toc100057 \h </w:instrText>
-            </w:r>
-            <w:r>
-              <w:fldChar w:fldCharType="separate"/>
-            </w:r>
-            <w:r>
-              <w:t>19</w:t>
-            </w:r>
-            <w:r>
-              <w:fldChar w:fldCharType="end"/>
-            </w:r>
-          </w:hyperlink>
-        </w:p>
-        <w:p>
-          <w:pPr>
-            <w:pStyle w:val="11"/>
-            <w:ind w:left="360"/>
-            <w:tabs>
-              <w:tab w:val="right" w:leader="dot" w:pos="9026"/>
-            </w:tabs>
-            <w:spacing w:before="120" w:after="60"/>
-          </w:pPr>
-          <w:hyperlink w:anchor="_Toc100058" w:history="1">
-            <w:r>
-              <w:rPr>
-                <w:rStyle w:val="Hyperlink"/>
-              </w:rPr>
-              <w:t>16.1 The Control Tower Screen</w:t>
-            </w:r>
-            <w:r>
-              <w:tab/>
-            </w:r>
-            <w:r>
-              <w:fldChar w:fldCharType="begin"/>
-            </w:r>
-            <w:r>
-              <w:instrText xml:space="preserve"> PAGEREF _Toc100058 \h </w:instrText>
-            </w:r>
-            <w:r>
-              <w:fldChar w:fldCharType="separate"/>
-            </w:r>
-            <w:r>
-              <w:t>19</w:t>
-            </w:r>
-            <w:r>
-              <w:fldChar w:fldCharType="end"/>
-            </w:r>
-          </w:hyperlink>
-        </w:p>
-        <w:p>
-          <w:pPr>
-            <w:pStyle w:val="11"/>
-            <w:ind w:left="360"/>
-            <w:tabs>
-              <w:tab w:val="right" w:leader="dot" w:pos="9026"/>
-            </w:tabs>
-            <w:spacing w:before="120" w:after="60"/>
-          </w:pPr>
-          <w:hyperlink w:anchor="_Toc100059" w:history="1">
-            <w:r>
-              <w:rPr>
-                <w:rStyle w:val="Hyperlink"/>
-              </w:rPr>
-              <w:t>16.2 Reading the Numbers</w:t>
-            </w:r>
-            <w:r>
-              <w:tab/>
-            </w:r>
-            <w:r>
-              <w:fldChar w:fldCharType="begin"/>
-            </w:r>
-            <w:r>
-              <w:instrText xml:space="preserve"> PAGEREF _Toc100059 \h </w:instrText>
-            </w:r>
-            <w:r>
-              <w:fldChar w:fldCharType="separate"/>
-            </w:r>
-            <w:r>
-              <w:t>19</w:t>
-            </w:r>
-            <w:r>
-              <w:fldChar w:fldCharType="end"/>
-            </w:r>
-          </w:hyperlink>
-        </w:p>
-        <w:p>
-          <w:pPr>
-            <w:pStyle w:val="11"/>
-            <w:ind w:left="360"/>
-            <w:tabs>
-              <w:tab w:val="right" w:leader="dot" w:pos="9026"/>
-            </w:tabs>
-            <w:spacing w:before="120" w:after="60"/>
-          </w:pPr>
-          <w:hyperlink w:anchor="_Toc100060" w:history="1">
-            <w:r>
-              <w:rPr>
-                <w:rStyle w:val="Hyperlink"/>
-              </w:rPr>
-              <w:t>16.3 Decision Rhythm</w:t>
-            </w:r>
-            <w:r>
-              <w:tab/>
-            </w:r>
-            <w:r>
-              <w:fldChar w:fldCharType="begin"/>
-            </w:r>
-            <w:r>
-              <w:instrText xml:space="preserve"> PAGEREF _Toc100060 \h </w:instrText>
-            </w:r>
-            <w:r>
-              <w:fldChar w:fldCharType="separate"/>
-            </w:r>
-            <w:r>
-              <w:t>20</w:t>
-            </w:r>
-            <w:r>
-              <w:fldChar w:fldCharType="end"/>
-            </w:r>
-          </w:hyperlink>
         </w:p>
         <w:p>
           <w:r>
@@ -2537,7 +354,6 @@
         <w:pStyle w:val="Heading1"/>
         <w:spacing w:after="160" w:before="400"/>
       </w:pPr>
-      <w:bookmarkStart w:id="100000" w:name="_Toc100000"/>
       <w:r>
         <w:rPr>
           <w:rFonts w:ascii="Arial" w:eastAsia="Arial" w:hAnsi="Arial"/>
@@ -2549,14 +365,12 @@
         </w:rPr>
         <w:t xml:space="preserve">1. Product Blueprint</w:t>
       </w:r>
-      <w:bookmarkEnd w:id="100000"/>
     </w:p>
     <w:p>
       <w:pPr>
         <w:pStyle w:val="Heading2"/>
         <w:spacing w:after="120" w:before="280"/>
       </w:pPr>
-      <w:bookmarkStart w:id="100001" w:name="_Toc100001"/>
       <w:r>
         <w:rPr>
           <w:rFonts w:ascii="Arial" w:eastAsia="Arial" w:hAnsi="Arial"/>
@@ -2568,7 +382,6 @@
         </w:rPr>
         <w:t xml:space="preserve">1.1 Vision</w:t>
       </w:r>
-      <w:bookmarkEnd w:id="100001"/>
     </w:p>
     <w:p>
       <w:pPr>
@@ -2605,7 +418,6 @@
         <w:pStyle w:val="Heading2"/>
         <w:spacing w:after="120" w:before="280"/>
       </w:pPr>
-      <w:bookmarkStart w:id="100002" w:name="_Toc100002"/>
       <w:r>
         <w:rPr>
           <w:rFonts w:ascii="Arial" w:eastAsia="Arial" w:hAnsi="Arial"/>
@@ -2617,7 +429,6 @@
         </w:rPr>
         <w:t xml:space="preserve">1.2 Core Value Areas</w:t>
       </w:r>
-      <w:bookmarkEnd w:id="100002"/>
     </w:p>
     <w:p>
       <w:pPr>
@@ -2804,7 +615,6 @@
         <w:pStyle w:val="Heading2"/>
         <w:spacing w:after="120" w:before="280"/>
       </w:pPr>
-      <w:bookmarkStart w:id="100003" w:name="_Toc100003"/>
       <w:r>
         <w:rPr>
           <w:rFonts w:ascii="Arial" w:eastAsia="Arial" w:hAnsi="Arial"/>
@@ -2816,7 +626,6 @@
         </w:rPr>
         <w:t xml:space="preserve">1.3 Product Structure</w:t>
       </w:r>
-      <w:bookmarkEnd w:id="100003"/>
     </w:p>
     <w:p>
       <w:pPr>
@@ -2838,7 +647,6 @@
         <w:pStyle w:val="Heading2"/>
         <w:spacing w:after="120" w:before="280"/>
       </w:pPr>
-      <w:bookmarkStart w:id="100004" w:name="_Toc100004"/>
       <w:r>
         <w:rPr>
           <w:rFonts w:ascii="Arial" w:eastAsia="Arial" w:hAnsi="Arial"/>
@@ -2850,7 +658,6 @@
         </w:rPr>
         <w:t xml:space="preserve">1.4 Delivery Status Classification</w:t>
       </w:r>
-      <w:bookmarkEnd w:id="100004"/>
     </w:p>
     <w:p>
       <w:pPr>
@@ -2872,7 +679,6 @@
         <w:pStyle w:val="Heading1"/>
         <w:spacing w:after="160" w:before="400"/>
       </w:pPr>
-      <w:bookmarkStart w:id="100005" w:name="_Toc100005"/>
       <w:r>
         <w:rPr>
           <w:rFonts w:ascii="Arial" w:eastAsia="Arial" w:hAnsi="Arial"/>
@@ -2884,14 +690,12 @@
         </w:rPr>
         <w:t xml:space="preserve">2. Technical Architecture</w:t>
       </w:r>
-      <w:bookmarkEnd w:id="100005"/>
     </w:p>
     <w:p>
       <w:pPr>
         <w:pStyle w:val="Heading2"/>
         <w:spacing w:after="120" w:before="280"/>
       </w:pPr>
-      <w:bookmarkStart w:id="100006" w:name="_Toc100006"/>
       <w:r>
         <w:rPr>
           <w:rFonts w:ascii="Arial" w:eastAsia="Arial" w:hAnsi="Arial"/>
@@ -2903,7 +707,6 @@
         </w:rPr>
         <w:t xml:space="preserve">2.1 Overview</w:t>
       </w:r>
-      <w:bookmarkEnd w:id="100006"/>
     </w:p>
     <w:p>
       <w:pPr>
@@ -3700,7 +1503,7 @@
                 <w:sz w:val="19"/>
                 <w:szCs w:val="19"/>
               </w:rPr>
-              <w:t xml:space="preserve">12-hour tokens, httpOnly cookies, 8 roles, 32 permissions</w:t>
+              <w:t xml:space="preserve">12-hour tokens, httpOnly cookies, 8 roles, 43 permissions</w:t>
             </w:r>
           </w:p>
         </w:tc>
@@ -3716,7 +1519,6 @@
         <w:pStyle w:val="Heading2"/>
         <w:spacing w:after="120" w:before="280"/>
       </w:pPr>
-      <w:bookmarkStart w:id="100007" w:name="_Toc100007"/>
       <w:r>
         <w:rPr>
           <w:rFonts w:ascii="Arial" w:eastAsia="Arial" w:hAnsi="Arial"/>
@@ -3728,7 +1530,6 @@
         </w:rPr>
         <w:t xml:space="preserve">2.2 Domain Engines</w:t>
       </w:r>
-      <w:bookmarkEnd w:id="100007"/>
     </w:p>
     <w:p>
       <w:pPr>
@@ -3750,7 +1551,6 @@
         <w:pStyle w:val="Heading2"/>
         <w:spacing w:after="120" w:before="280"/>
       </w:pPr>
-      <w:bookmarkStart w:id="100008" w:name="_Toc100008"/>
       <w:r>
         <w:rPr>
           <w:rFonts w:ascii="Arial" w:eastAsia="Arial" w:hAnsi="Arial"/>
@@ -3762,7 +1562,6 @@
         </w:rPr>
         <w:t xml:space="preserve">2.3 Request and Event Flow</w:t>
       </w:r>
-      <w:bookmarkEnd w:id="100008"/>
     </w:p>
     <w:p>
       <w:pPr>
@@ -3784,7 +1583,6 @@
         <w:pStyle w:val="Heading1"/>
         <w:spacing w:after="160" w:before="400"/>
       </w:pPr>
-      <w:bookmarkStart w:id="100009" w:name="_Toc100009"/>
       <w:r>
         <w:rPr>
           <w:rFonts w:ascii="Arial" w:eastAsia="Arial" w:hAnsi="Arial"/>
@@ -3796,14 +1594,12 @@
         </w:rPr>
         <w:t xml:space="preserve">3. Database Architecture</w:t>
       </w:r>
-      <w:bookmarkEnd w:id="100009"/>
     </w:p>
     <w:p>
       <w:pPr>
         <w:pStyle w:val="Heading2"/>
         <w:spacing w:after="120" w:before="280"/>
       </w:pPr>
-      <w:bookmarkStart w:id="100010" w:name="_Toc100010"/>
       <w:r>
         <w:rPr>
           <w:rFonts w:ascii="Arial" w:eastAsia="Arial" w:hAnsi="Arial"/>
@@ -3815,7 +1611,6 @@
         </w:rPr>
         <w:t xml:space="preserve">3.1 Entity Model</w:t>
       </w:r>
-      <w:bookmarkEnd w:id="100010"/>
     </w:p>
     <w:p>
       <w:pPr>
@@ -3852,7 +1647,6 @@
         <w:pStyle w:val="Heading2"/>
         <w:spacing w:after="120" w:before="280"/>
       </w:pPr>
-      <w:bookmarkStart w:id="100011" w:name="_Toc100011"/>
       <w:r>
         <w:rPr>
           <w:rFonts w:ascii="Arial" w:eastAsia="Arial" w:hAnsi="Arial"/>
@@ -3864,7 +1658,6 @@
         </w:rPr>
         <w:t xml:space="preserve">3.2 SQLite Sandbox and PostgreSQL Production</w:t>
       </w:r>
-      <w:bookmarkEnd w:id="100011"/>
     </w:p>
     <w:p>
       <w:pPr>
@@ -4365,7 +2158,6 @@
         <w:pStyle w:val="Heading1"/>
         <w:spacing w:after="160" w:before="400"/>
       </w:pPr>
-      <w:bookmarkStart w:id="100012" w:name="_Toc100012"/>
       <w:r>
         <w:rPr>
           <w:rFonts w:ascii="Arial" w:eastAsia="Arial" w:hAnsi="Arial"/>
@@ -4377,14 +2169,12 @@
         </w:rPr>
         <w:t xml:space="preserve">4. API Specification</w:t>
       </w:r>
-      <w:bookmarkEnd w:id="100012"/>
     </w:p>
     <w:p>
       <w:pPr>
         <w:pStyle w:val="Heading2"/>
         <w:spacing w:after="120" w:before="280"/>
       </w:pPr>
-      <w:bookmarkStart w:id="100013" w:name="_Toc100013"/>
       <w:r>
         <w:rPr>
           <w:rFonts w:ascii="Arial" w:eastAsia="Arial" w:hAnsi="Arial"/>
@@ -4396,7 +2186,6 @@
         </w:rPr>
         <w:t xml:space="preserve">4.1 Conventions</w:t>
       </w:r>
-      <w:bookmarkEnd w:id="100013"/>
     </w:p>
     <w:p>
       <w:pPr>
@@ -4410,7 +2199,7 @@
           <w:sz w:val="22"/>
           <w:szCs w:val="22"/>
         </w:rPr>
-        <w:t xml:space="preserve">The API is REST over HTTPS with JSON bodies. All responses use a structured envelope: success true with a data payload, or success false with an error message and optional details. Authentication is a Bearer JWT (also issued as an httpOnly cookie). Every endpoint declares its required permission from a catalog of thirty-two codes; every mutating endpoint writes an audit event. List endpoints accept q (search), status and other domain filters, and take/skip pagination with sane caps. Errors use appropriate status codes: 400 validation, 401 unauthenticated, 403 permission denied, 404 not found, 409 conflict (workflow or referential guards), 429 rate limited, 502 upstream failure.</w:t>
+        <w:t xml:space="preserve">The API is REST over HTTPS with JSON bodies. All responses use a structured envelope: success true with a data payload, or success false with an error message and optional details. Authentication is a Bearer JWT (also issued as an httpOnly cookie). Every endpoint declares its required permission from a catalog of forty-three codes; every mutating endpoint writes an audit event. List endpoints accept q (search), status and other domain filters, and take/skip pagination with sane caps. Errors use appropriate status codes: 400 validation, 401 unauthenticated, 403 permission denied, 404 not found, 409 conflict (workflow or referential guards), 429 rate limited, 502 upstream failure.</w:t>
       </w:r>
     </w:p>
     <w:p>
@@ -4418,7 +2207,6 @@
         <w:pStyle w:val="Heading2"/>
         <w:spacing w:after="120" w:before="280"/>
       </w:pPr>
-      <w:bookmarkStart w:id="100014" w:name="_Toc100014"/>
       <w:r>
         <w:rPr>
           <w:rFonts w:ascii="Arial" w:eastAsia="Arial" w:hAnsi="Arial"/>
@@ -4430,7 +2218,6 @@
         </w:rPr>
         <w:t xml:space="preserve">4.2 Endpoint Map (88 routes)</w:t>
       </w:r>
-      <w:bookmarkEnd w:id="100014"/>
     </w:p>
     <w:p>
       <w:pPr>
@@ -5427,7 +3214,6 @@
         <w:pStyle w:val="Heading2"/>
         <w:spacing w:after="120" w:before="280"/>
       </w:pPr>
-      <w:bookmarkStart w:id="100015" w:name="_Toc100015"/>
       <w:r>
         <w:rPr>
           <w:rFonts w:ascii="Arial" w:eastAsia="Arial" w:hAnsi="Arial"/>
@@ -5439,7 +3225,6 @@
         </w:rPr>
         <w:t xml:space="preserve">4.3 Realtime Events</w:t>
       </w:r>
-      <w:bookmarkEnd w:id="100015"/>
     </w:p>
     <w:p>
       <w:pPr>
@@ -5461,7 +3246,6 @@
         <w:pStyle w:val="Heading1"/>
         <w:spacing w:after="160" w:before="400"/>
       </w:pPr>
-      <w:bookmarkStart w:id="100016" w:name="_Toc100016"/>
       <w:r>
         <w:rPr>
           <w:rFonts w:ascii="Arial" w:eastAsia="Arial" w:hAnsi="Arial"/>
@@ -5473,14 +3257,12 @@
         </w:rPr>
         <w:t xml:space="preserve">5. UI Architecture</w:t>
       </w:r>
-      <w:bookmarkEnd w:id="100016"/>
     </w:p>
     <w:p>
       <w:pPr>
         <w:pStyle w:val="Heading2"/>
         <w:spacing w:after="120" w:before="280"/>
       </w:pPr>
-      <w:bookmarkStart w:id="100017" w:name="_Toc100017"/>
       <w:r>
         <w:rPr>
           <w:rFonts w:ascii="Arial" w:eastAsia="Arial" w:hAnsi="Arial"/>
@@ -5492,7 +3274,6 @@
         </w:rPr>
         <w:t xml:space="preserve">5.1 Design System</w:t>
       </w:r>
-      <w:bookmarkEnd w:id="100017"/>
     </w:p>
     <w:p>
       <w:pPr>
@@ -5514,7 +3295,6 @@
         <w:pStyle w:val="Heading2"/>
         <w:spacing w:after="120" w:before="280"/>
       </w:pPr>
-      <w:bookmarkStart w:id="100018" w:name="_Toc100018"/>
       <w:r>
         <w:rPr>
           <w:rFonts w:ascii="Arial" w:eastAsia="Arial" w:hAnsi="Arial"/>
@@ -5526,7 +3306,6 @@
         </w:rPr>
         <w:t xml:space="preserve">5.2 Navigation and Views</w:t>
       </w:r>
-      <w:bookmarkEnd w:id="100018"/>
     </w:p>
     <w:p>
       <w:pPr>
@@ -5548,7 +3327,6 @@
         <w:pStyle w:val="Heading2"/>
         <w:spacing w:after="120" w:before="280"/>
       </w:pPr>
-      <w:bookmarkStart w:id="100019" w:name="_Toc100019"/>
       <w:r>
         <w:rPr>
           <w:rFonts w:ascii="Arial" w:eastAsia="Arial" w:hAnsi="Arial"/>
@@ -5560,7 +3338,6 @@
         </w:rPr>
         <w:t xml:space="preserve">5.3 Behavioral Standards</w:t>
       </w:r>
-      <w:bookmarkEnd w:id="100019"/>
     </w:p>
     <w:p>
       <w:pPr>
@@ -5582,7 +3359,6 @@
         <w:pStyle w:val="Heading1"/>
         <w:spacing w:after="160" w:before="400"/>
       </w:pPr>
-      <w:bookmarkStart w:id="100020" w:name="_Toc100020"/>
       <w:r>
         <w:rPr>
           <w:rFonts w:ascii="Arial" w:eastAsia="Arial" w:hAnsi="Arial"/>
@@ -5594,14 +3370,12 @@
         </w:rPr>
         <w:t xml:space="preserve">6. Integration Architecture</w:t>
       </w:r>
-      <w:bookmarkEnd w:id="100020"/>
     </w:p>
     <w:p>
       <w:pPr>
         <w:pStyle w:val="Heading2"/>
         <w:spacing w:after="120" w:before="280"/>
       </w:pPr>
-      <w:bookmarkStart w:id="100021" w:name="_Toc100021"/>
       <w:r>
         <w:rPr>
           <w:rFonts w:ascii="Arial" w:eastAsia="Arial" w:hAnsi="Arial"/>
@@ -5613,7 +3387,6 @@
         </w:rPr>
         <w:t xml:space="preserve">6.1 Connectivity Model</w:t>
       </w:r>
-      <w:bookmarkEnd w:id="100021"/>
     </w:p>
     <w:p>
       <w:pPr>
@@ -5635,7 +3408,6 @@
         <w:pStyle w:val="Heading2"/>
         <w:spacing w:after="120" w:before="280"/>
       </w:pPr>
-      <w:bookmarkStart w:id="100022" w:name="_Toc100022"/>
       <w:r>
         <w:rPr>
           <w:rFonts w:ascii="Arial" w:eastAsia="Arial" w:hAnsi="Arial"/>
@@ -5647,7 +3419,6 @@
         </w:rPr>
         <w:t xml:space="preserve">6.2 Webhooks and APIs</w:t>
       </w:r>
-      <w:bookmarkEnd w:id="100022"/>
     </w:p>
     <w:p>
       <w:pPr>
@@ -5669,7 +3440,6 @@
         <w:pStyle w:val="Heading2"/>
         <w:spacing w:after="120" w:before="280"/>
       </w:pPr>
-      <w:bookmarkStart w:id="100023" w:name="_Toc100023"/>
       <w:r>
         <w:rPr>
           <w:rFonts w:ascii="Arial" w:eastAsia="Arial" w:hAnsi="Arial"/>
@@ -5681,7 +3451,6 @@
         </w:rPr>
         <w:t xml:space="preserve">6.3 Honest Connectivity Status</w:t>
       </w:r>
-      <w:bookmarkEnd w:id="100023"/>
     </w:p>
     <w:p>
       <w:pPr>
@@ -5703,7 +3472,6 @@
         <w:pStyle w:val="Heading1"/>
         <w:spacing w:after="160" w:before="400"/>
       </w:pPr>
-      <w:bookmarkStart w:id="100024" w:name="_Toc100024"/>
       <w:r>
         <w:rPr>
           <w:rFonts w:ascii="Arial" w:eastAsia="Arial" w:hAnsi="Arial"/>
@@ -5715,14 +3483,12 @@
         </w:rPr>
         <w:t xml:space="preserve">7. Security Architecture</w:t>
       </w:r>
-      <w:bookmarkEnd w:id="100024"/>
     </w:p>
     <w:p>
       <w:pPr>
         <w:pStyle w:val="Heading2"/>
         <w:spacing w:after="120" w:before="280"/>
       </w:pPr>
-      <w:bookmarkStart w:id="100025" w:name="_Toc100025"/>
       <w:r>
         <w:rPr>
           <w:rFonts w:ascii="Arial" w:eastAsia="Arial" w:hAnsi="Arial"/>
@@ -5734,7 +3500,6 @@
         </w:rPr>
         <w:t xml:space="preserve">7.1 Identity and Access</w:t>
       </w:r>
-      <w:bookmarkEnd w:id="100025"/>
     </w:p>
     <w:p>
       <w:pPr>
@@ -5748,7 +3513,7 @@
           <w:sz w:val="22"/>
           <w:szCs w:val="22"/>
         </w:rPr>
-        <w:t xml:space="preserve">Authentication uses JSON Web Tokens signed with HS256 (jose library), a twelve-hour expiry, and an issuer check. Tokens are returned to the client and additionally set as httpOnly, SameSite=Lax cookies. Passwords are hashed with bcrypt (cost 10). Login attempts are rate limited and failed-login counters are recorded. Authorization is role-based: eight system roles (Executive, PMO Administrator, Portfolio Manager, Program Manager, Project Manager, Finance Controller, Team Member, Auditor) map to a catalog of thirty-two permission codes across executive, portfolio, project, planning, execution, control, connect and administration categories. The API wrapper enforces the permission on every endpoint; super-admin status is a deliberate, auditable flag. SSO/OIDC is implemented at the gateway level as an integration category for enterprise identity providers.</w:t>
+        <w:t xml:space="preserve">Authentication uses JSON Web Tokens signed with HS256 (jose library), a twelve-hour expiry, and an issuer check. Tokens are returned to the client and additionally set as httpOnly, SameSite=Lax cookies. Passwords are hashed with bcrypt (cost 10). Login attempts are rate limited and failed-login counters are recorded. Authorization is role-based: eight system roles (Executive, PMO Administrator, Portfolio Manager, Program Manager, Project Manager, Finance Controller, Team Member, Auditor) map to a catalog of forty-three permission codes across executive, portfolio, project, planning, execution, control, connect, strategy, knowledge and administration categories. The API wrapper enforces the permission on every endpoint; super-admin status is a deliberate, auditable flag. SSO/OIDC is implemented at the gateway level as an integration category for enterprise identity providers.</w:t>
       </w:r>
     </w:p>
     <w:p>
@@ -5756,7 +3521,6 @@
         <w:pStyle w:val="Heading2"/>
         <w:spacing w:after="120" w:before="280"/>
       </w:pPr>
-      <w:bookmarkStart w:id="100026" w:name="_Toc100026"/>
       <w:r>
         <w:rPr>
           <w:rFonts w:ascii="Arial" w:eastAsia="Arial" w:hAnsi="Arial"/>
@@ -5768,7 +3532,6 @@
         </w:rPr>
         <w:t xml:space="preserve">7.2 Platform Controls</w:t>
       </w:r>
-      <w:bookmarkEnd w:id="100026"/>
     </w:p>
     <w:p>
       <w:pPr>
@@ -5925,7 +3688,6 @@
         <w:pStyle w:val="Heading2"/>
         <w:spacing w:after="120" w:before="280"/>
       </w:pPr>
-      <w:bookmarkStart w:id="100027" w:name="_Toc100027"/>
       <w:r>
         <w:rPr>
           <w:rFonts w:ascii="Arial" w:eastAsia="Arial" w:hAnsi="Arial"/>
@@ -5937,7 +3699,6 @@
         </w:rPr>
         <w:t xml:space="preserve">7.3 Data Protection Commitments</w:t>
       </w:r>
-      <w:bookmarkEnd w:id="100027"/>
     </w:p>
     <w:p>
       <w:pPr>
@@ -5959,7 +3720,6 @@
         <w:pStyle w:val="Heading1"/>
         <w:spacing w:after="160" w:before="400"/>
       </w:pPr>
-      <w:bookmarkStart w:id="100028" w:name="_Toc100028"/>
       <w:r>
         <w:rPr>
           <w:rFonts w:ascii="Arial" w:eastAsia="Arial" w:hAnsi="Arial"/>
@@ -5971,14 +3731,12 @@
         </w:rPr>
         <w:t xml:space="preserve">8. Deployment Guide</w:t>
       </w:r>
-      <w:bookmarkEnd w:id="100028"/>
     </w:p>
     <w:p>
       <w:pPr>
         <w:pStyle w:val="Heading2"/>
         <w:spacing w:after="120" w:before="280"/>
       </w:pPr>
-      <w:bookmarkStart w:id="100029" w:name="_Toc100029"/>
       <w:r>
         <w:rPr>
           <w:rFonts w:ascii="Arial" w:eastAsia="Arial" w:hAnsi="Arial"/>
@@ -5990,7 +3748,6 @@
         </w:rPr>
         <w:t xml:space="preserve">8.1 Target Topology (Render Cloud)</w:t>
       </w:r>
-      <w:bookmarkEnd w:id="100029"/>
     </w:p>
     <w:p>
       <w:pPr>
@@ -6803,7 +4560,6 @@
         <w:pStyle w:val="Heading2"/>
         <w:spacing w:after="120" w:before="280"/>
       </w:pPr>
-      <w:bookmarkStart w:id="100030" w:name="_Toc100030"/>
       <w:r>
         <w:rPr>
           <w:rFonts w:ascii="Arial" w:eastAsia="Arial" w:hAnsi="Arial"/>
@@ -6815,7 +4571,6 @@
         </w:rPr>
         <w:t xml:space="preserve">8.2 Deployment Steps</w:t>
       </w:r>
-      <w:bookmarkEnd w:id="100030"/>
     </w:p>
     <w:p>
       <w:pPr>
@@ -6972,7 +4727,6 @@
         <w:pStyle w:val="Heading2"/>
         <w:spacing w:after="120" w:before="280"/>
       </w:pPr>
-      <w:bookmarkStart w:id="100031" w:name="_Toc100031"/>
       <w:r>
         <w:rPr>
           <w:rFonts w:ascii="Arial" w:eastAsia="Arial" w:hAnsi="Arial"/>
@@ -6984,7 +4738,6 @@
         </w:rPr>
         <w:t xml:space="preserve">8.3 Migration Policy</w:t>
       </w:r>
-      <w:bookmarkEnd w:id="100031"/>
     </w:p>
     <w:p>
       <w:pPr>
@@ -7006,7 +4759,6 @@
         <w:pStyle w:val="Heading2"/>
         <w:spacing w:after="120" w:before="280"/>
       </w:pPr>
-      <w:bookmarkStart w:id="100032" w:name="_Toc100032"/>
       <w:r>
         <w:rPr>
           <w:rFonts w:ascii="Arial" w:eastAsia="Arial" w:hAnsi="Arial"/>
@@ -7018,7 +4770,6 @@
         </w:rPr>
         <w:t xml:space="preserve">8.4 Troubleshooting</w:t>
       </w:r>
-      <w:bookmarkEnd w:id="100032"/>
     </w:p>
     <w:p>
       <w:pPr>
@@ -7650,7 +5401,6 @@
         <w:pStyle w:val="Heading1"/>
         <w:spacing w:after="160" w:before="400"/>
       </w:pPr>
-      <w:bookmarkStart w:id="100033" w:name="_Toc100033"/>
       <w:r>
         <w:rPr>
           <w:rFonts w:ascii="Arial" w:eastAsia="Arial" w:hAnsi="Arial"/>
@@ -7662,14 +5412,12 @@
         </w:rPr>
         <w:t xml:space="preserve">9. Operations Runbook</w:t>
       </w:r>
-      <w:bookmarkEnd w:id="100033"/>
     </w:p>
     <w:p>
       <w:pPr>
         <w:pStyle w:val="Heading2"/>
         <w:spacing w:after="120" w:before="280"/>
       </w:pPr>
-      <w:bookmarkStart w:id="100034" w:name="_Toc100034"/>
       <w:r>
         <w:rPr>
           <w:rFonts w:ascii="Arial" w:eastAsia="Arial" w:hAnsi="Arial"/>
@@ -7681,7 +5429,6 @@
         </w:rPr>
         <w:t xml:space="preserve">9.1 Health and Readiness</w:t>
       </w:r>
-      <w:bookmarkEnd w:id="100034"/>
     </w:p>
     <w:p>
       <w:pPr>
@@ -7703,7 +5450,6 @@
         <w:pStyle w:val="Heading2"/>
         <w:spacing w:after="120" w:before="280"/>
       </w:pPr>
-      <w:bookmarkStart w:id="100035" w:name="_Toc100035"/>
       <w:r>
         <w:rPr>
           <w:rFonts w:ascii="Arial" w:eastAsia="Arial" w:hAnsi="Arial"/>
@@ -7715,7 +5461,6 @@
         </w:rPr>
         <w:t xml:space="preserve">9.2 Routine Operations</w:t>
       </w:r>
-      <w:bookmarkEnd w:id="100035"/>
     </w:p>
     <w:p>
       <w:pPr>
@@ -7842,7 +5587,6 @@
         <w:pStyle w:val="Heading2"/>
         <w:spacing w:after="120" w:before="280"/>
       </w:pPr>
-      <w:bookmarkStart w:id="100036" w:name="_Toc100036"/>
       <w:r>
         <w:rPr>
           <w:rFonts w:ascii="Arial" w:eastAsia="Arial" w:hAnsi="Arial"/>
@@ -7854,7 +5598,6 @@
         </w:rPr>
         <w:t xml:space="preserve">9.3 Incident Response</w:t>
       </w:r>
-      <w:bookmarkEnd w:id="100036"/>
     </w:p>
     <w:p>
       <w:pPr>
@@ -7876,7 +5619,6 @@
         <w:pStyle w:val="Heading1"/>
         <w:spacing w:after="160" w:before="400"/>
       </w:pPr>
-      <w:bookmarkStart w:id="100037" w:name="_Toc100037"/>
       <w:r>
         <w:rPr>
           <w:rFonts w:ascii="Arial" w:eastAsia="Arial" w:hAnsi="Arial"/>
@@ -7888,14 +5630,12 @@
         </w:rPr>
         <w:t xml:space="preserve">10. Testing Strategy</w:t>
       </w:r>
-      <w:bookmarkEnd w:id="100037"/>
     </w:p>
     <w:p>
       <w:pPr>
         <w:pStyle w:val="Heading2"/>
         <w:spacing w:after="120" w:before="280"/>
       </w:pPr>
-      <w:bookmarkStart w:id="100038" w:name="_Toc100038"/>
       <w:r>
         <w:rPr>
           <w:rFonts w:ascii="Arial" w:eastAsia="Arial" w:hAnsi="Arial"/>
@@ -7907,7 +5647,6 @@
         </w:rPr>
         <w:t xml:space="preserve">10.1 Test Levels</w:t>
       </w:r>
-      <w:bookmarkEnd w:id="100038"/>
     </w:p>
     <w:p>
       <w:pPr>
@@ -8812,7 +6551,6 @@
         <w:pStyle w:val="Heading2"/>
         <w:spacing w:after="120" w:before="280"/>
       </w:pPr>
-      <w:bookmarkStart w:id="100039" w:name="_Toc100039"/>
       <w:r>
         <w:rPr>
           <w:rFonts w:ascii="Arial" w:eastAsia="Arial" w:hAnsi="Arial"/>
@@ -8824,7 +6562,6 @@
         </w:rPr>
         <w:t xml:space="preserve">10.2 The Golden Chain Test</w:t>
       </w:r>
-      <w:bookmarkEnd w:id="100039"/>
     </w:p>
     <w:p>
       <w:pPr>
@@ -8846,7 +6583,6 @@
         <w:pStyle w:val="Heading1"/>
         <w:spacing w:after="160" w:before="400"/>
       </w:pPr>
-      <w:bookmarkStart w:id="100040" w:name="_Toc100040"/>
       <w:r>
         <w:rPr>
           <w:rFonts w:ascii="Arial" w:eastAsia="Arial" w:hAnsi="Arial"/>
@@ -8858,7 +6594,6 @@
         </w:rPr>
         <w:t xml:space="preserve">11. Go-Live Checklist</w:t>
       </w:r>
-      <w:bookmarkEnd w:id="100040"/>
     </w:p>
     <w:p>
       <w:pPr>
@@ -10313,7 +8048,6 @@
         <w:pStyle w:val="Heading1"/>
         <w:spacing w:after="160" w:before="400"/>
       </w:pPr>
-      <w:bookmarkStart w:id="100041" w:name="_Toc100041"/>
       <w:r>
         <w:rPr>
           <w:rFonts w:ascii="Arial" w:eastAsia="Arial" w:hAnsi="Arial"/>
@@ -10325,14 +8059,12 @@
         </w:rPr>
         <w:t xml:space="preserve">12. Disaster Recovery</w:t>
       </w:r>
-      <w:bookmarkEnd w:id="100041"/>
     </w:p>
     <w:p>
       <w:pPr>
         <w:pStyle w:val="Heading2"/>
         <w:spacing w:after="120" w:before="280"/>
       </w:pPr>
-      <w:bookmarkStart w:id="100042" w:name="_Toc100042"/>
       <w:r>
         <w:rPr>
           <w:rFonts w:ascii="Arial" w:eastAsia="Arial" w:hAnsi="Arial"/>
@@ -10344,7 +8076,6 @@
         </w:rPr>
         <w:t xml:space="preserve">12.1 Objectives</w:t>
       </w:r>
-      <w:bookmarkEnd w:id="100042"/>
     </w:p>
     <w:p>
       <w:pPr>
@@ -10366,7 +8097,6 @@
         <w:pStyle w:val="Heading2"/>
         <w:spacing w:after="120" w:before="280"/>
       </w:pPr>
-      <w:bookmarkStart w:id="100043" w:name="_Toc100043"/>
       <w:r>
         <w:rPr>
           <w:rFonts w:ascii="Arial" w:eastAsia="Arial" w:hAnsi="Arial"/>
@@ -10378,7 +8108,6 @@
         </w:rPr>
         <w:t xml:space="preserve">12.2 Backup and Restore</w:t>
       </w:r>
-      <w:bookmarkEnd w:id="100043"/>
     </w:p>
     <w:p>
       <w:pPr>
@@ -10475,7 +8204,6 @@
         <w:pStyle w:val="Heading2"/>
         <w:spacing w:after="120" w:before="280"/>
       </w:pPr>
-      <w:bookmarkStart w:id="100044" w:name="_Toc100044"/>
       <w:r>
         <w:rPr>
           <w:rFonts w:ascii="Arial" w:eastAsia="Arial" w:hAnsi="Arial"/>
@@ -10487,7 +8215,6 @@
         </w:rPr>
         <w:t xml:space="preserve">12.3 Degraded Mode</w:t>
       </w:r>
-      <w:bookmarkEnd w:id="100044"/>
     </w:p>
     <w:p>
       <w:pPr>
@@ -10509,7 +8236,6 @@
         <w:pStyle w:val="Heading1"/>
         <w:spacing w:after="160" w:before="400"/>
       </w:pPr>
-      <w:bookmarkStart w:id="100045" w:name="_Toc100045"/>
       <w:r>
         <w:rPr>
           <w:rFonts w:ascii="Arial" w:eastAsia="Arial" w:hAnsi="Arial"/>
@@ -10521,14 +8247,12 @@
         </w:rPr>
         <w:t xml:space="preserve">13. Administration Guide</w:t>
       </w:r>
-      <w:bookmarkEnd w:id="100045"/>
     </w:p>
     <w:p>
       <w:pPr>
         <w:pStyle w:val="Heading2"/>
         <w:spacing w:after="120" w:before="280"/>
       </w:pPr>
-      <w:bookmarkStart w:id="100046" w:name="_Toc100046"/>
       <w:r>
         <w:rPr>
           <w:rFonts w:ascii="Arial" w:eastAsia="Arial" w:hAnsi="Arial"/>
@@ -10540,7 +8264,6 @@
         </w:rPr>
         <w:t xml:space="preserve">13.1 Users and Roles</w:t>
       </w:r>
-      <w:bookmarkEnd w:id="100046"/>
     </w:p>
     <w:p>
       <w:pPr>
@@ -10562,7 +8285,6 @@
         <w:pStyle w:val="Heading2"/>
         <w:spacing w:after="120" w:before="280"/>
       </w:pPr>
-      <w:bookmarkStart w:id="100047" w:name="_Toc100047"/>
       <w:r>
         <w:rPr>
           <w:rFonts w:ascii="Arial" w:eastAsia="Arial" w:hAnsi="Arial"/>
@@ -10574,7 +8296,6 @@
         </w:rPr>
         <w:t xml:space="preserve">13.2 Templates and Configuration</w:t>
       </w:r>
-      <w:bookmarkEnd w:id="100047"/>
     </w:p>
     <w:p>
       <w:pPr>
@@ -10596,7 +8317,6 @@
         <w:pStyle w:val="Heading2"/>
         <w:spacing w:after="120" w:before="280"/>
       </w:pPr>
-      <w:bookmarkStart w:id="100048" w:name="_Toc100048"/>
       <w:r>
         <w:rPr>
           <w:rFonts w:ascii="Arial" w:eastAsia="Arial" w:hAnsi="Arial"/>
@@ -10608,7 +8328,6 @@
         </w:rPr>
         <w:t xml:space="preserve">13.3 Audit</w:t>
       </w:r>
-      <w:bookmarkEnd w:id="100048"/>
     </w:p>
     <w:p>
       <w:pPr>
@@ -10630,7 +8349,6 @@
         <w:pStyle w:val="Heading1"/>
         <w:spacing w:after="160" w:before="400"/>
       </w:pPr>
-      <w:bookmarkStart w:id="100049" w:name="_Toc100049"/>
       <w:r>
         <w:rPr>
           <w:rFonts w:ascii="Arial" w:eastAsia="Arial" w:hAnsi="Arial"/>
@@ -10642,14 +8360,12 @@
         </w:rPr>
         <w:t xml:space="preserve">14. User Guide</w:t>
       </w:r>
-      <w:bookmarkEnd w:id="100049"/>
     </w:p>
     <w:p>
       <w:pPr>
         <w:pStyle w:val="Heading2"/>
         <w:spacing w:after="120" w:before="280"/>
       </w:pPr>
-      <w:bookmarkStart w:id="100050" w:name="_Toc100050"/>
       <w:r>
         <w:rPr>
           <w:rFonts w:ascii="Arial" w:eastAsia="Arial" w:hAnsi="Arial"/>
@@ -10661,7 +8377,6 @@
         </w:rPr>
         <w:t xml:space="preserve">14.1 Getting Started</w:t>
       </w:r>
-      <w:bookmarkEnd w:id="100050"/>
     </w:p>
     <w:p>
       <w:pPr>
@@ -10683,7 +8398,6 @@
         <w:pStyle w:val="Heading2"/>
         <w:spacing w:after="120" w:before="280"/>
       </w:pPr>
-      <w:bookmarkStart w:id="100051" w:name="_Toc100051"/>
       <w:r>
         <w:rPr>
           <w:rFonts w:ascii="Arial" w:eastAsia="Arial" w:hAnsi="Arial"/>
@@ -10695,7 +8409,6 @@
         </w:rPr>
         <w:t xml:space="preserve">14.2 Everyday Flows</w:t>
       </w:r>
-      <w:bookmarkEnd w:id="100051"/>
     </w:p>
     <w:p>
       <w:pPr>
@@ -10822,7 +8535,6 @@
         <w:pStyle w:val="Heading2"/>
         <w:spacing w:after="120" w:before="280"/>
       </w:pPr>
-      <w:bookmarkStart w:id="100052" w:name="_Toc100052"/>
       <w:r>
         <w:rPr>
           <w:rFonts w:ascii="Arial" w:eastAsia="Arial" w:hAnsi="Arial"/>
@@ -10834,7 +8546,6 @@
         </w:rPr>
         <w:t xml:space="preserve">14.3 Managers</w:t>
       </w:r>
-      <w:bookmarkEnd w:id="100052"/>
     </w:p>
     <w:p>
       <w:pPr>
@@ -10856,7 +8567,6 @@
         <w:pStyle w:val="Heading1"/>
         <w:spacing w:after="160" w:before="400"/>
       </w:pPr>
-      <w:bookmarkStart w:id="100053" w:name="_Toc100053"/>
       <w:r>
         <w:rPr>
           <w:rFonts w:ascii="Arial" w:eastAsia="Arial" w:hAnsi="Arial"/>
@@ -10868,14 +8578,12 @@
         </w:rPr>
         <w:t xml:space="preserve">15. PMO Guide</w:t>
       </w:r>
-      <w:bookmarkEnd w:id="100053"/>
     </w:p>
     <w:p>
       <w:pPr>
         <w:pStyle w:val="Heading2"/>
         <w:spacing w:after="120" w:before="280"/>
       </w:pPr>
-      <w:bookmarkStart w:id="100054" w:name="_Toc100054"/>
       <w:r>
         <w:rPr>
           <w:rFonts w:ascii="Arial" w:eastAsia="Arial" w:hAnsi="Arial"/>
@@ -10887,7 +8595,6 @@
         </w:rPr>
         <w:t xml:space="preserve">15.1 Operating Model</w:t>
       </w:r>
-      <w:bookmarkEnd w:id="100054"/>
     </w:p>
     <w:p>
       <w:pPr>
@@ -10909,7 +8616,6 @@
         <w:pStyle w:val="Heading2"/>
         <w:spacing w:after="120" w:before="280"/>
       </w:pPr>
-      <w:bookmarkStart w:id="100055" w:name="_Toc100055"/>
       <w:r>
         <w:rPr>
           <w:rFonts w:ascii="Arial" w:eastAsia="Arial" w:hAnsi="Arial"/>
@@ -10921,7 +8627,6 @@
         </w:rPr>
         <w:t xml:space="preserve">15.2 Cadence</w:t>
       </w:r>
-      <w:bookmarkEnd w:id="100055"/>
     </w:p>
     <w:p>
       <w:pPr>
@@ -11018,7 +8723,6 @@
         <w:pStyle w:val="Heading2"/>
         <w:spacing w:after="120" w:before="280"/>
       </w:pPr>
-      <w:bookmarkStart w:id="100056" w:name="_Toc100056"/>
       <w:r>
         <w:rPr>
           <w:rFonts w:ascii="Arial" w:eastAsia="Arial" w:hAnsi="Arial"/>
@@ -11030,7 +8734,6 @@
         </w:rPr>
         <w:t xml:space="preserve">15.3 Templates and Quality</w:t>
       </w:r>
-      <w:bookmarkEnd w:id="100056"/>
     </w:p>
     <w:p>
       <w:pPr>
@@ -11052,7 +8755,6 @@
         <w:pStyle w:val="Heading1"/>
         <w:spacing w:after="160" w:before="400"/>
       </w:pPr>
-      <w:bookmarkStart w:id="100057" w:name="_Toc100057"/>
       <w:r>
         <w:rPr>
           <w:rFonts w:ascii="Arial" w:eastAsia="Arial" w:hAnsi="Arial"/>
@@ -11064,14 +8766,12 @@
         </w:rPr>
         <w:t xml:space="preserve">16. Executive Guide</w:t>
       </w:r>
-      <w:bookmarkEnd w:id="100057"/>
     </w:p>
     <w:p>
       <w:pPr>
         <w:pStyle w:val="Heading2"/>
         <w:spacing w:after="120" w:before="280"/>
       </w:pPr>
-      <w:bookmarkStart w:id="100058" w:name="_Toc100058"/>
       <w:r>
         <w:rPr>
           <w:rFonts w:ascii="Arial" w:eastAsia="Arial" w:hAnsi="Arial"/>
@@ -11083,7 +8783,6 @@
         </w:rPr>
         <w:t xml:space="preserve">16.1 The Control Tower Screen</w:t>
       </w:r>
-      <w:bookmarkEnd w:id="100058"/>
     </w:p>
     <w:p>
       <w:pPr>
@@ -11105,7 +8804,6 @@
         <w:pStyle w:val="Heading2"/>
         <w:spacing w:after="120" w:before="280"/>
       </w:pPr>
-      <w:bookmarkStart w:id="100059" w:name="_Toc100059"/>
       <w:r>
         <w:rPr>
           <w:rFonts w:ascii="Arial" w:eastAsia="Arial" w:hAnsi="Arial"/>
@@ -11117,7 +8815,6 @@
         </w:rPr>
         <w:t xml:space="preserve">16.2 Reading the Numbers</w:t>
       </w:r>
-      <w:bookmarkEnd w:id="100059"/>
     </w:p>
     <w:p>
       <w:pPr>
@@ -11244,7 +8941,6 @@
         <w:pStyle w:val="Heading2"/>
         <w:spacing w:after="120" w:before="280"/>
       </w:pPr>
-      <w:bookmarkStart w:id="100060" w:name="_Toc100060"/>
       <w:r>
         <w:rPr>
           <w:rFonts w:ascii="Arial" w:eastAsia="Arial" w:hAnsi="Arial"/>
@@ -11256,7 +8952,6 @@
         </w:rPr>
         <w:t xml:space="preserve">16.3 Decision Rhythm</w:t>
       </w:r>
-      <w:bookmarkEnd w:id="100060"/>
     </w:p>
     <w:p>
       <w:pPr>
@@ -11271,6 +8966,262 @@
           <w:szCs w:val="22"/>
         </w:rPr>
         <w:t xml:space="preserve">Executives own gate decisions and change approvals above threshold. The Governance Queue on the dashboard lists exactly what awaits a decision, each item linked to its evidence pack. Because every figure traces to operational data through audited engines, the executive conversation moves from debating status to choosing action. That is the promise of the control tower: one platform, complete project intelligence, greater outcomes.</w:t>
+      </w:r>
+    </w:p>
+    <w:p>
+      <w:pPr>
+        <w:pStyle w:val="Heading1"/>
+        <w:spacing w:after="160" w:before="400"/>
+      </w:pPr>
+      <w:r>
+        <w:rPr>
+          <w:rFonts w:ascii="Arial" w:eastAsia="Arial" w:hAnsi="Arial"/>
+          <w:b/>
+          <w:bCs/>
+          <w:color w:val="162235"/>
+          <w:sz w:val="30"/>
+          <w:szCs w:val="30"/>
+        </w:rPr>
+        <w:t xml:space="preserve">17. Command Center Expansion (v3.0)</w:t>
+      </w:r>
+    </w:p>
+    <w:p>
+      <w:pPr>
+        <w:spacing w:after="120" w:line="312"/>
+        <w:jc w:val="both"/>
+      </w:pPr>
+      <w:r>
+        <w:rPr>
+          <w:rFonts w:ascii="Calibri" w:eastAsia="Calibri" w:hAnsi="Calibri"/>
+          <w:color w:val="24303C"/>
+          <w:sz w:val="22"/>
+          <w:szCs w:val="22"/>
+        </w:rPr>
+        <w:t xml:space="preserve">Release 3.0 extends the platform from enterprise PPM into an omni-functional execution suite, codenamed the Command Center. The guiding principle is unchanged: a single Task entity is the atom of delivery, and every new module is another governed lens over it. Nothing duplicates data; a status change made anywhere is immediately visible everywhere.</w:t>
+      </w:r>
+    </w:p>
+    <w:p>
+      <w:pPr>
+        <w:pStyle w:val="Heading2"/>
+        <w:spacing w:after="120" w:before="280"/>
+      </w:pPr>
+      <w:r>
+        <w:rPr>
+          <w:rFonts w:ascii="Arial" w:eastAsia="Arial" w:hAnsi="Arial"/>
+          <w:b/>
+          <w:bCs/>
+          <w:color w:val="1B6B7A"/>
+          <w:sz w:val="25"/>
+          <w:szCs w:val="25"/>
+        </w:rPr>
+        <w:t xml:space="preserve">17.1 Agile Delivery</w:t>
+      </w:r>
+    </w:p>
+    <w:p>
+      <w:pPr>
+        <w:spacing w:after="120" w:line="312"/>
+        <w:jc w:val="both"/>
+      </w:pPr>
+      <w:r>
+        <w:rPr>
+          <w:rFonts w:ascii="Calibri" w:eastAsia="Calibri" w:hAnsi="Calibri"/>
+          <w:color w:val="24303C"/>
+          <w:sz w:val="22"/>
+          <w:szCs w:val="22"/>
+        </w:rPr>
+        <w:t xml:space="preserve">Sprints carry a goal and a date window with one active sprint per project; epics group work into color-coded business themes; tasks gain story points and backlog order. The sprint board offers drag-and-drop status moves with optimistic updates, and committed points are recomputed server-side on every move. The backlog view supports grooming with a Fibonacci point scale and pull-into-sprint actions.</w:t>
+      </w:r>
+    </w:p>
+    <w:p>
+      <w:pPr>
+        <w:pStyle w:val="Heading2"/>
+        <w:spacing w:after="120" w:before="280"/>
+      </w:pPr>
+      <w:r>
+        <w:rPr>
+          <w:rFonts w:ascii="Arial" w:eastAsia="Arial" w:hAnsi="Arial"/>
+          <w:b/>
+          <w:bCs/>
+          <w:color w:val="1B6B7A"/>
+          <w:sz w:val="25"/>
+          <w:szCs w:val="25"/>
+        </w:rPr>
+        <w:t xml:space="preserve">17.2 Omni Task Views</w:t>
+      </w:r>
+    </w:p>
+    <w:p>
+      <w:pPr>
+        <w:spacing w:after="120" w:line="312"/>
+        <w:jc w:val="both"/>
+      </w:pPr>
+      <w:r>
+        <w:rPr>
+          <w:rFonts w:ascii="Calibri" w:eastAsia="Calibri" w:hAnsi="Calibri"/>
+          <w:color w:val="24303C"/>
+          <w:sz w:val="22"/>
+          <w:szCs w:val="22"/>
+        </w:rPr>
+        <w:t xml:space="preserve">The Boards module renders the same task register as a Kanban with status lanes and drag-and-drop, a delivery calendar of task due dates and meetings, and a workload heatmap of allocated hours against weekly capacity with over-allocation flagged. Views filter across all projects or focus on one.</w:t>
+      </w:r>
+    </w:p>
+    <w:p>
+      <w:pPr>
+        <w:pStyle w:val="Heading2"/>
+        <w:spacing w:after="120" w:before="280"/>
+      </w:pPr>
+      <w:r>
+        <w:rPr>
+          <w:rFonts w:ascii="Arial" w:eastAsia="Arial" w:hAnsi="Arial"/>
+          <w:b/>
+          <w:bCs/>
+          <w:color w:val="1B6B7A"/>
+          <w:sz w:val="25"/>
+          <w:szCs w:val="25"/>
+        </w:rPr>
+        <w:t xml:space="preserve">17.3 Commercial Operations</w:t>
+      </w:r>
+    </w:p>
+    <w:p>
+      <w:pPr>
+        <w:spacing w:after="120" w:line="312"/>
+        <w:jc w:val="both"/>
+      </w:pPr>
+      <w:r>
+        <w:rPr>
+          <w:rFonts w:ascii="Calibri" w:eastAsia="Calibri" w:hAnsi="Calibri"/>
+          <w:color w:val="24303C"/>
+          <w:sz w:val="22"/>
+          <w:szCs w:val="22"/>
+        </w:rPr>
+        <w:t xml:space="preserve">A client register with status and revenue roll-ups; invoices with line items whose subtotal, tax and total are computed server-side, with a Draft-Sent-Paid lifecycle in which paid invoices are locked; and expenses with a pending-approved-reimbursed approval workflow whose approver is stamped automatically. Invoice lines can reference the project or task they bill.</w:t>
+      </w:r>
+    </w:p>
+    <w:p>
+      <w:pPr>
+        <w:pStyle w:val="Heading2"/>
+        <w:spacing w:after="120" w:before="280"/>
+      </w:pPr>
+      <w:r>
+        <w:rPr>
+          <w:rFonts w:ascii="Arial" w:eastAsia="Arial" w:hAnsi="Arial"/>
+          <w:b/>
+          <w:bCs/>
+          <w:color w:val="1B6B7A"/>
+          <w:sz w:val="25"/>
+          <w:szCs w:val="25"/>
+        </w:rPr>
+        <w:t xml:space="preserve">17.4 Field Operations (Construction)</w:t>
+      </w:r>
+    </w:p>
+    <w:p>
+      <w:pPr>
+        <w:spacing w:after="120" w:line="312"/>
+        <w:jc w:val="both"/>
+      </w:pPr>
+      <w:r>
+        <w:rPr>
+          <w:rFonts w:ascii="Calibri" w:eastAsia="Calibri" w:hAnsi="Calibri"/>
+          <w:color w:val="24303C"/>
+          <w:sz w:val="22"/>
+          <w:szCs w:val="22"/>
+        </w:rPr>
+        <w:t xml:space="preserve">Requests for information carry discipline routing, aging with a red flag past seven days unanswered, and cost plus schedule impact totals. Daily site logs record weather, crew counts, work performed, delays and safety incidents. The punch list closes out quality items through an open, in-progress, closed, verified chain. A BIM viewer tab embeds an Autodesk Construction Cloud or equivalent model URL for field-to-office coordination.</w:t>
+      </w:r>
+    </w:p>
+    <w:p>
+      <w:pPr>
+        <w:pStyle w:val="Heading2"/>
+        <w:spacing w:after="120" w:before="280"/>
+      </w:pPr>
+      <w:r>
+        <w:rPr>
+          <w:rFonts w:ascii="Arial" w:eastAsia="Arial" w:hAnsi="Arial"/>
+          <w:b/>
+          <w:bCs/>
+          <w:color w:val="1B6B7A"/>
+          <w:sz w:val="25"/>
+          <w:szCs w:val="25"/>
+        </w:rPr>
+        <w:t xml:space="preserve">17.5 Strategy and Knowledge</w:t>
+      </w:r>
+    </w:p>
+    <w:p>
+      <w:pPr>
+        <w:spacing w:after="120" w:line="312"/>
+        <w:jc w:val="both"/>
+      </w:pPr>
+      <w:r>
+        <w:rPr>
+          <w:rFonts w:ascii="Calibri" w:eastAsia="Calibri" w:hAnsi="Calibri"/>
+          <w:color w:val="24303C"/>
+          <w:sz w:val="22"/>
+          <w:szCs w:val="22"/>
+        </w:rPr>
+        <w:t xml:space="preserve">A feedback portal collects bug reports, feature requests and ideas with one vote per user and a triage lifecycle; a quarter-based roadmap links demand to delivery with progress and release tags. A docs workspace organizes markdown pages into six spaces with full-text search and live preview, and message boards host pinned announcements, standups and question threads anchored to projects.</w:t>
+      </w:r>
+    </w:p>
+    <w:p>
+      <w:pPr>
+        <w:pStyle w:val="Heading2"/>
+        <w:spacing w:after="120" w:before="280"/>
+      </w:pPr>
+      <w:r>
+        <w:rPr>
+          <w:rFonts w:ascii="Arial" w:eastAsia="Arial" w:hAnsi="Arial"/>
+          <w:b/>
+          <w:bCs/>
+          <w:color w:val="1B6B7A"/>
+          <w:sz w:val="25"/>
+          <w:szCs w:val="25"/>
+        </w:rPr>
+        <w:t xml:space="preserve">17.6 Proofing and Approvals</w:t>
+      </w:r>
+    </w:p>
+    <w:p>
+      <w:pPr>
+        <w:spacing w:after="120" w:line="312"/>
+        <w:jc w:val="both"/>
+      </w:pPr>
+      <w:r>
+        <w:rPr>
+          <w:rFonts w:ascii="Calibri" w:eastAsia="Calibri" w:hAnsi="Calibri"/>
+          <w:color w:val="24303C"/>
+          <w:sz w:val="22"/>
+          <w:szCs w:val="22"/>
+        </w:rPr>
+        <w:t xml:space="preserve">Deliverables gain versioned proof rounds with automatic round numbering, reviewer and due date. Reviewers add threaded annotations carrying page or timecode locators that can be resolved after rework; rounds end in an approved or changes-requested decision and can be reopened.</w:t>
+      </w:r>
+    </w:p>
+    <w:p>
+      <w:pPr>
+        <w:pStyle w:val="Heading2"/>
+        <w:spacing w:after="120" w:before="280"/>
+      </w:pPr>
+      <w:r>
+        <w:rPr>
+          <w:rFonts w:ascii="Arial" w:eastAsia="Arial" w:hAnsi="Arial"/>
+          <w:b/>
+          <w:bCs/>
+          <w:color w:val="1B6B7A"/>
+          <w:sz w:val="25"/>
+          <w:szCs w:val="25"/>
+        </w:rPr>
+        <w:t xml:space="preserve">17.7 Permissions and Upgrade Path</w:t>
+      </w:r>
+    </w:p>
+    <w:p>
+      <w:pPr>
+        <w:spacing w:after="120" w:line="312"/>
+        <w:jc w:val="both"/>
+      </w:pPr>
+      <w:r>
+        <w:rPr>
+          <w:rFonts w:ascii="Calibri" w:eastAsia="Calibri" w:hAnsi="Calibri"/>
+          <w:color w:val="24303C"/>
+          <w:sz w:val="22"/>
+          <w:szCs w:val="22"/>
+        </w:rPr>
+        <w:t xml:space="preserve">Seven new permission codes gate the new modules: agile.manage, client.manage, field.manage, product.manage, docs.use, boards.use and proofing.manage, mapped into all eight role templates. Upgrading an existing installation is additive: prisma db push for the schema, npm run sync:rbac to provision the permission catalog without a reseed, and an optional idempotent command-center seed for demonstration data.</w:t>
       </w:r>
     </w:p>
     <w:sectPr>
@@ -11350,7 +9301,7 @@
         <w:szCs w:val="16"/>
       </w:rPr>
       <w:fldChar w:fldCharType="begin"/>
-      <w:instrText xml:space="preserve"> PAGE \* ROMAN \* MERGEFORMAT </w:instrText>
+      <w:instrText xml:space="preserve">PAGE</w:instrText>
       <w:fldChar w:fldCharType="separate"/>
       <w:fldChar w:fldCharType="end"/>
     </w:r>
@@ -11381,7 +9332,7 @@
         <w:szCs w:val="16"/>
       </w:rPr>
       <w:fldChar w:fldCharType="begin"/>
-      <w:instrText xml:space="preserve"> PAGE \* arabic \* MERGEFORMAT </w:instrText>
+      <w:instrText xml:space="preserve">PAGE</w:instrText>
       <w:fldChar w:fldCharType="separate"/>
       <w:fldChar w:fldCharType="end"/>
     </w:r>
@@ -11649,9 +9600,6 @@
     </w:rPr>
   </w:style>
   <w:style w:type="paragraph" w:styleId="Heading3">
-    <w:pPr>
-      <w:outlineLvl w:val="2"/>
-    </w:pPr>
     <w:name w:val="Heading 3"/>
     <w:basedOn w:val="Normal"/>
     <w:next w:val="Normal"/>
@@ -11663,9 +9611,6 @@
     </w:rPr>
   </w:style>
   <w:style w:type="paragraph" w:styleId="Heading4">
-    <w:pPr>
-      <w:outlineLvl w:val="3"/>
-    </w:pPr>
     <w:name w:val="Heading 4"/>
     <w:basedOn w:val="Normal"/>
     <w:next w:val="Normal"/>
@@ -11677,9 +9622,6 @@
     </w:rPr>
   </w:style>
   <w:style w:type="paragraph" w:styleId="Heading5">
-    <w:pPr>
-      <w:outlineLvl w:val="4"/>
-    </w:pPr>
     <w:name w:val="Heading 5"/>
     <w:basedOn w:val="Normal"/>
     <w:next w:val="Normal"/>
@@ -11689,9 +9631,6 @@
     </w:rPr>
   </w:style>
   <w:style w:type="paragraph" w:styleId="Heading6">
-    <w:pPr>
-      <w:outlineLvl w:val="5"/>
-    </w:pPr>
     <w:name w:val="Heading 6"/>
     <w:basedOn w:val="Normal"/>
     <w:next w:val="Normal"/>
@@ -11799,44 +9738,5 @@
       <w:szCs w:val="20"/>
     </w:rPr>
   </w:style>
-  <w:style xmlns:w="http://schemas.openxmlformats.org/wordprocessingml/2006/main" w:type="paragraph" w:styleId="9">
-    <w:name w:val="toc 1"/>
-    <w:basedOn w:val="Normal"/>
-    <w:uiPriority w:val="39"/>
-    <w:pPr>
-      <w:tabs>
-        <w:tab w:val="right" w:leader="dot" w:pos="9026"/>
-      </w:tabs>
-      <w:spacing w:before="120" w:after="60"/>
-    </w:pPr>
-    <w:rPr>
-      <w:b/>
-      <w:bCs/>
-    </w:rPr>
-  </w:style>
-  <w:style xmlns:w="http://schemas.openxmlformats.org/wordprocessingml/2006/main" w:type="paragraph" w:styleId="11">
-    <w:name w:val="toc 2"/>
-    <w:basedOn w:val="Normal"/>
-    <w:uiPriority w:val="39"/>
-    <w:pPr>
-      <w:tabs>
-        <w:tab w:val="right" w:leader="dot" w:pos="9026"/>
-      </w:tabs>
-      <w:ind w:left="360"/>
-      <w:spacing w:before="60" w:after="40"/>
-    </w:pPr>
-  </w:style>
-  <w:style xmlns:w="http://schemas.openxmlformats.org/wordprocessingml/2006/main" w:type="paragraph" w:styleId="12">
-    <w:name w:val="toc 3"/>
-    <w:basedOn w:val="Normal"/>
-    <w:uiPriority w:val="39"/>
-    <w:pPr>
-      <w:tabs>
-        <w:tab w:val="right" w:leader="dot" w:pos="9026"/>
-      </w:tabs>
-      <w:ind w:left="720"/>
-      <w:spacing w:before="40" w:after="20"/>
-    </w:pPr>
-  </w:style>
 </w:styles>
 </file>